--- a/06-学生侧材料/讲义/元素与分析/氧化还原滴定与沉淀滴定-超级充实版（自学完整）.docx
+++ b/06-学生侧材料/讲义/元素与分析/氧化还原滴定与沉淀滴定-超级充实版（自学完整）.docx
@@ -32299,955 +32299,529 @@
     </w:p>
     <w:p>
       <w:pPr>
-        <w:pStyle w:val="SourceCode"/>
+        <w:pStyle w:val="Compact"/>
+        <w:numPr>
+          <w:ilvl w:val="0"/>
+          <w:numId w:val="1002"/>
+        </w:numPr>
       </w:pPr>
       <w:r>
         <w:rPr>
-          <w:rStyle w:val="VerbatimChar"/>
           <w:rFonts w:hint="eastAsia" w:ascii="Times New Roman" w:hAnsi="Times New Roman" w:eastAsia="FangSong" w:cs="Times New Roman"/>
         </w:rPr>
         <w:t>待测物是什么类型</w:t>
       </w:r>
       <w:r>
         <w:rPr>
-          <w:rStyle w:val="VerbatimChar"/>
           <w:rFonts w:hint="eastAsia" w:ascii="Times New Roman" w:hAnsi="Times New Roman" w:eastAsia="Times New Roman" w:cs="Times New Roman"/>
         </w:rPr>
         <w:t>？</w:t>
       </w:r>
-      <w:r>
-        <w:rPr>
-          <w:rFonts w:ascii="Times New Roman" w:hAnsi="Times New Roman" w:eastAsia="Times New Roman" w:cs="Times New Roman"/>
-        </w:rPr>
-        <w:br/>
-      </w:r>
-      <w:r>
-        <w:rPr>
-          <w:rStyle w:val="VerbatimChar"/>
-          <w:rFonts w:ascii="Times New Roman" w:hAnsi="Times New Roman" w:eastAsia="Times New Roman" w:cs="Times New Roman"/>
-        </w:rPr>
-        <w:t xml:space="preserve">├── </w:t>
-      </w:r>
-      <w:r>
-        <w:rPr>
-          <w:rStyle w:val="VerbatimChar"/>
-          <w:rFonts w:hint="eastAsia" w:ascii="Times New Roman" w:hAnsi="Times New Roman" w:eastAsia="FangSong" w:cs="Times New Roman"/>
-        </w:rPr>
-        <w:t>还原性物质</w:t>
-      </w:r>
-      <w:r>
-        <w:rPr>
-          <w:rStyle w:val="VerbatimChar"/>
-          <w:rFonts w:hint="eastAsia" w:ascii="Times New Roman" w:hAnsi="Times New Roman" w:eastAsia="Times New Roman" w:cs="Times New Roman"/>
-        </w:rPr>
-        <w:t>（Fe</w:t>
-      </w:r>
-      <w:r>
-        <w:rPr>
-          <w:rStyle w:val="VerbatimChar"/>
-          <w:rFonts w:hint="eastAsia" w:ascii="Times New Roman" w:hAnsi="Times New Roman" w:eastAsia="Times New Roman" w:cs="Times New Roman"/>
-          <w:vertAlign w:val="superscript"/>
-        </w:rPr>
-        <w:t>2+</w:t>
-      </w:r>
-      <w:r>
-        <w:rPr>
-          <w:rStyle w:val="VerbatimChar"/>
-          <w:rFonts w:hint="eastAsia" w:ascii="Times New Roman" w:hAnsi="Times New Roman" w:eastAsia="Times New Roman" w:cs="Times New Roman"/>
-        </w:rPr>
-        <w:t>、H</w:t>
-      </w:r>
-      <w:r>
-        <w:rPr>
-          <w:rStyle w:val="VerbatimChar"/>
-          <w:rFonts w:hint="eastAsia" w:ascii="Times New Roman" w:hAnsi="Times New Roman" w:eastAsia="Times New Roman" w:cs="Times New Roman"/>
-          <w:vertAlign w:val="subscript"/>
-        </w:rPr>
-        <w:t>2</w:t>
-      </w:r>
-      <w:r>
-        <w:rPr>
-          <w:rStyle w:val="VerbatimChar"/>
-          <w:rFonts w:hint="eastAsia" w:ascii="Times New Roman" w:hAnsi="Times New Roman" w:eastAsia="Times New Roman" w:cs="Times New Roman"/>
-        </w:rPr>
-        <w:t>O</w:t>
-      </w:r>
-      <w:r>
-        <w:rPr>
-          <w:rStyle w:val="VerbatimChar"/>
-          <w:rFonts w:hint="eastAsia" w:ascii="Times New Roman" w:hAnsi="Times New Roman" w:eastAsia="Times New Roman" w:cs="Times New Roman"/>
-          <w:vertAlign w:val="subscript"/>
-        </w:rPr>
-        <w:t>2</w:t>
-      </w:r>
-      <w:r>
-        <w:rPr>
-          <w:rStyle w:val="VerbatimChar"/>
-          <w:rFonts w:hint="eastAsia" w:ascii="Times New Roman" w:hAnsi="Times New Roman" w:eastAsia="Times New Roman" w:cs="Times New Roman"/>
-        </w:rPr>
-        <w:t>、C</w:t>
-      </w:r>
-      <w:r>
-        <w:rPr>
-          <w:rStyle w:val="VerbatimChar"/>
-          <w:rFonts w:hint="eastAsia" w:ascii="Times New Roman" w:hAnsi="Times New Roman" w:eastAsia="Times New Roman" w:cs="Times New Roman"/>
-          <w:vertAlign w:val="subscript"/>
-        </w:rPr>
-        <w:t>2</w:t>
-      </w:r>
-      <w:r>
-        <w:rPr>
-          <w:rStyle w:val="VerbatimChar"/>
-          <w:rFonts w:hint="eastAsia" w:ascii="Times New Roman" w:hAnsi="Times New Roman" w:eastAsia="Times New Roman" w:cs="Times New Roman"/>
-        </w:rPr>
-        <w:t>O</w:t>
-      </w:r>
-      <w:r>
-        <w:rPr>
-          <w:rStyle w:val="VerbatimChar"/>
-          <w:rFonts w:hint="eastAsia" w:ascii="Times New Roman" w:hAnsi="Times New Roman" w:eastAsia="Times New Roman" w:cs="Times New Roman"/>
-          <w:vertAlign w:val="subscript"/>
-        </w:rPr>
-        <w:t>4</w:t>
-      </w:r>
-      <w:r>
-        <w:rPr>
-          <w:rStyle w:val="VerbatimChar"/>
-          <w:rFonts w:hint="eastAsia" w:ascii="Times New Roman" w:hAnsi="Times New Roman" w:eastAsia="Times New Roman" w:cs="Times New Roman"/>
-          <w:vertAlign w:val="superscript"/>
-        </w:rPr>
-        <w:t>2-</w:t>
-      </w:r>
-      <w:r>
-        <w:rPr>
-          <w:rStyle w:val="VerbatimChar"/>
-          <w:rFonts w:hint="eastAsia" w:ascii="Times New Roman" w:hAnsi="Times New Roman" w:eastAsia="FangSong" w:cs="Times New Roman"/>
-        </w:rPr>
-        <w:t>等</w:t>
-      </w:r>
-      <w:r>
-        <w:rPr>
-          <w:rStyle w:val="VerbatimChar"/>
-          <w:rFonts w:hint="eastAsia" w:ascii="Times New Roman" w:hAnsi="Times New Roman" w:eastAsia="Times New Roman" w:cs="Times New Roman"/>
-        </w:rPr>
-        <w:t>）→</w:t>
-      </w:r>
-      <w:r>
-        <w:rPr>
-          <w:rStyle w:val="VerbatimChar"/>
-          <w:rFonts w:ascii="Times New Roman" w:hAnsi="Times New Roman" w:eastAsia="Times New Roman" w:cs="Times New Roman"/>
-        </w:rPr>
-        <w:t xml:space="preserve"> KMnO</w:t>
-      </w:r>
-      <w:r>
-        <w:rPr>
-          <w:rStyle w:val="VerbatimChar"/>
-          <w:rFonts w:ascii="Times New Roman" w:hAnsi="Times New Roman" w:eastAsia="Times New Roman" w:cs="Times New Roman"/>
-          <w:vertAlign w:val="subscript"/>
-        </w:rPr>
-        <w:t>4</w:t>
-      </w:r>
-      <w:r>
-        <w:rPr>
-          <w:rStyle w:val="VerbatimChar"/>
-          <w:rFonts w:ascii="Times New Roman" w:hAnsi="Times New Roman" w:eastAsia="Times New Roman" w:cs="Times New Roman"/>
-        </w:rPr>
-        <w:t xml:space="preserve"> </w:t>
-      </w:r>
-      <w:r>
-        <w:rPr>
-          <w:rStyle w:val="VerbatimChar"/>
-          <w:rFonts w:hint="eastAsia" w:ascii="Times New Roman" w:hAnsi="Times New Roman" w:eastAsia="FangSong" w:cs="Times New Roman"/>
-        </w:rPr>
-        <w:t>法</w:t>
-      </w:r>
-      <w:r>
-        <w:rPr>
-          <w:rStyle w:val="VerbatimChar"/>
-          <w:rFonts w:hint="eastAsia" w:ascii="Times New Roman" w:hAnsi="Times New Roman" w:eastAsia="Times New Roman" w:cs="Times New Roman"/>
-        </w:rPr>
-        <w:t>（</w:t>
-      </w:r>
-      <w:r>
-        <w:rPr>
-          <w:rStyle w:val="VerbatimChar"/>
-          <w:rFonts w:hint="eastAsia" w:ascii="Times New Roman" w:hAnsi="Times New Roman" w:eastAsia="FangSong" w:cs="Times New Roman"/>
-        </w:rPr>
-        <w:t>强酸</w:t>
-      </w:r>
-      <w:r>
-        <w:rPr>
-          <w:rStyle w:val="VerbatimChar"/>
-          <w:rFonts w:hint="eastAsia" w:ascii="Times New Roman" w:hAnsi="Times New Roman" w:eastAsia="Times New Roman" w:cs="Times New Roman"/>
-        </w:rPr>
-        <w:t>，</w:t>
-      </w:r>
-      <w:r>
-        <w:rPr>
-          <w:rStyle w:val="VerbatimChar"/>
-          <w:rFonts w:hint="eastAsia" w:ascii="Times New Roman" w:hAnsi="Times New Roman" w:eastAsia="FangSong" w:cs="Times New Roman"/>
-        </w:rPr>
-        <w:t>自指示剂</w:t>
-      </w:r>
-      <w:r>
-        <w:rPr>
-          <w:rStyle w:val="VerbatimChar"/>
-          <w:rFonts w:hint="eastAsia" w:ascii="Times New Roman" w:hAnsi="Times New Roman" w:eastAsia="Times New Roman" w:cs="Times New Roman"/>
-        </w:rPr>
-        <w:t>）</w:t>
-      </w:r>
-      <w:r>
-        <w:rPr>
-          <w:rFonts w:ascii="Times New Roman" w:hAnsi="Times New Roman" w:eastAsia="Times New Roman" w:cs="Times New Roman"/>
-        </w:rPr>
-        <w:br/>
-      </w:r>
-      <w:r>
-        <w:rPr>
-          <w:rStyle w:val="VerbatimChar"/>
-          <w:rFonts w:ascii="Times New Roman" w:hAnsi="Times New Roman" w:eastAsia="Times New Roman" w:cs="Times New Roman"/>
-        </w:rPr>
-        <w:t xml:space="preserve">│   └── </w:t>
-      </w:r>
-      <w:r>
-        <w:rPr>
-          <w:rStyle w:val="VerbatimChar"/>
-          <w:rFonts w:hint="eastAsia" w:ascii="Times New Roman" w:hAnsi="Times New Roman" w:eastAsia="FangSong" w:cs="Times New Roman"/>
-        </w:rPr>
-        <w:t xml:space="preserve">需避免</w:t>
-      </w:r>
-      <w:r>
-        <w:rPr>
-          <w:rStyle w:val="VerbatimChar"/>
-          <w:rFonts w:ascii="Times New Roman" w:hAnsi="Times New Roman" w:eastAsia="Times New Roman" w:cs="Times New Roman"/>
-        </w:rPr>
-        <w:t xml:space="preserve"> Cl</w:t>
-      </w:r>
-      <w:r>
-        <w:rPr>
-          <w:rStyle w:val="VerbatimChar"/>
-          <w:rFonts w:ascii="Times New Roman" w:hAnsi="Times New Roman" w:eastAsia="Times New Roman" w:cs="Times New Roman"/>
-          <w:vertAlign w:val="superscript"/>
-        </w:rPr>
-        <w:t>-</w:t>
-      </w:r>
-      <w:r>
-        <w:rPr>
-          <w:rStyle w:val="VerbatimChar"/>
-          <w:rFonts w:ascii="Times New Roman" w:hAnsi="Times New Roman" w:eastAsia="Times New Roman" w:cs="Times New Roman"/>
-        </w:rPr>
-        <w:t xml:space="preserve"> </w:t>
-      </w:r>
-      <w:r>
-        <w:rPr>
-          <w:rStyle w:val="VerbatimChar"/>
-          <w:rFonts w:hint="eastAsia" w:ascii="Times New Roman" w:hAnsi="Times New Roman" w:eastAsia="FangSong" w:cs="Times New Roman"/>
-        </w:rPr>
-        <w:t xml:space="preserve">干扰</w:t>
-      </w:r>
-      <w:r>
-        <w:rPr>
-          <w:rStyle w:val="VerbatimChar"/>
-          <w:rFonts w:ascii="Times New Roman" w:hAnsi="Times New Roman" w:eastAsia="Times New Roman" w:cs="Times New Roman"/>
-        </w:rPr>
-        <w:t xml:space="preserve"> → K</w:t>
-      </w:r>
-      <w:r>
-        <w:rPr>
-          <w:rStyle w:val="VerbatimChar"/>
-          <w:rFonts w:ascii="Times New Roman" w:hAnsi="Times New Roman" w:eastAsia="Times New Roman" w:cs="Times New Roman"/>
-          <w:vertAlign w:val="subscript"/>
-        </w:rPr>
-        <w:t>2</w:t>
-      </w:r>
-      <w:r>
-        <w:rPr>
-          <w:rStyle w:val="VerbatimChar"/>
-          <w:rFonts w:ascii="Times New Roman" w:hAnsi="Times New Roman" w:eastAsia="Times New Roman" w:cs="Times New Roman"/>
-        </w:rPr>
-        <w:t>Cr</w:t>
-      </w:r>
-      <w:r>
-        <w:rPr>
-          <w:rStyle w:val="VerbatimChar"/>
-          <w:rFonts w:ascii="Times New Roman" w:hAnsi="Times New Roman" w:eastAsia="Times New Roman" w:cs="Times New Roman"/>
-          <w:vertAlign w:val="subscript"/>
-        </w:rPr>
-        <w:t>2</w:t>
-      </w:r>
-      <w:r>
-        <w:rPr>
-          <w:rStyle w:val="VerbatimChar"/>
-          <w:rFonts w:ascii="Times New Roman" w:hAnsi="Times New Roman" w:eastAsia="Times New Roman" w:cs="Times New Roman"/>
-        </w:rPr>
-        <w:t>O</w:t>
-      </w:r>
-      <w:r>
-        <w:rPr>
-          <w:rStyle w:val="VerbatimChar"/>
-          <w:rFonts w:ascii="Times New Roman" w:hAnsi="Times New Roman" w:eastAsia="Times New Roman" w:cs="Times New Roman"/>
-          <w:vertAlign w:val="subscript"/>
-        </w:rPr>
-        <w:t>7</w:t>
-      </w:r>
-      <w:r>
-        <w:rPr>
-          <w:rStyle w:val="VerbatimChar"/>
-          <w:rFonts w:ascii="Times New Roman" w:hAnsi="Times New Roman" w:eastAsia="Times New Roman" w:cs="Times New Roman"/>
-        </w:rPr>
-        <w:t xml:space="preserve"> </w:t>
-      </w:r>
-      <w:r>
-        <w:rPr>
-          <w:rStyle w:val="VerbatimChar"/>
-          <w:rFonts w:hint="eastAsia" w:ascii="Times New Roman" w:hAnsi="Times New Roman" w:eastAsia="FangSong" w:cs="Times New Roman"/>
-        </w:rPr>
-        <w:t xml:space="preserve">法或</w:t>
-      </w:r>
-      <w:r>
-        <w:rPr>
-          <w:rStyle w:val="VerbatimChar"/>
-          <w:rFonts w:ascii="Times New Roman" w:hAnsi="Times New Roman" w:eastAsia="Times New Roman" w:cs="Times New Roman"/>
-        </w:rPr>
-        <w:t xml:space="preserve"> Ce</w:t>
-      </w:r>
-      <w:r>
-        <w:rPr>
-          <w:rStyle w:val="VerbatimChar"/>
-          <w:rFonts w:ascii="Times New Roman" w:hAnsi="Times New Roman" w:eastAsia="Times New Roman" w:cs="Times New Roman"/>
-          <w:vertAlign w:val="superscript"/>
-        </w:rPr>
-        <w:t>4+</w:t>
-      </w:r>
-      <w:r>
-        <w:rPr>
-          <w:rStyle w:val="VerbatimChar"/>
-          <w:rFonts w:ascii="Times New Roman" w:hAnsi="Times New Roman" w:eastAsia="Times New Roman" w:cs="Times New Roman"/>
-        </w:rPr>
-        <w:t xml:space="preserve"> </w:t>
-      </w:r>
-      <w:r>
-        <w:rPr>
-          <w:rStyle w:val="VerbatimChar"/>
-          <w:rFonts w:hint="eastAsia" w:ascii="Times New Roman" w:hAnsi="Times New Roman" w:eastAsia="FangSong" w:cs="Times New Roman"/>
-        </w:rPr>
-        <w:t xml:space="preserve">法</w:t>
-      </w:r>
-      <w:r>
-        <w:rPr>
-          <w:rFonts w:ascii="Times New Roman" w:hAnsi="Times New Roman" w:eastAsia="Times New Roman" w:cs="Times New Roman"/>
-        </w:rPr>
-        <w:br/>
-      </w:r>
-      <w:r>
-        <w:rPr>
-          <w:rStyle w:val="VerbatimChar"/>
-          <w:rFonts w:ascii="Times New Roman" w:hAnsi="Times New Roman" w:eastAsia="Times New Roman" w:cs="Times New Roman"/>
-        </w:rPr>
-        <w:t xml:space="preserve">├── </w:t>
-      </w:r>
-      <w:r>
-        <w:rPr>
-          <w:rStyle w:val="VerbatimChar"/>
-          <w:rFonts w:hint="eastAsia" w:ascii="Times New Roman" w:hAnsi="Times New Roman" w:eastAsia="FangSong" w:cs="Times New Roman"/>
-        </w:rPr>
-        <w:t>氧化性物质</w:t>
-      </w:r>
-      <w:r>
-        <w:rPr>
-          <w:rStyle w:val="VerbatimChar"/>
-          <w:rFonts w:hint="eastAsia" w:ascii="Times New Roman" w:hAnsi="Times New Roman" w:eastAsia="Times New Roman" w:cs="Times New Roman"/>
-        </w:rPr>
-        <w:t>（Cu</w:t>
-      </w:r>
-      <w:r>
-        <w:rPr>
-          <w:rStyle w:val="VerbatimChar"/>
-          <w:rFonts w:hint="eastAsia" w:ascii="Times New Roman" w:hAnsi="Times New Roman" w:eastAsia="Times New Roman" w:cs="Times New Roman"/>
-          <w:vertAlign w:val="superscript"/>
-        </w:rPr>
-        <w:t>2+</w:t>
-      </w:r>
-      <w:r>
-        <w:rPr>
-          <w:rStyle w:val="VerbatimChar"/>
-          <w:rFonts w:hint="eastAsia" w:ascii="Times New Roman" w:hAnsi="Times New Roman" w:eastAsia="Times New Roman" w:cs="Times New Roman"/>
-        </w:rPr>
-        <w:t>、Cr</w:t>
-      </w:r>
-      <w:r>
-        <w:rPr>
-          <w:rStyle w:val="VerbatimChar"/>
-          <w:rFonts w:hint="eastAsia" w:ascii="Times New Roman" w:hAnsi="Times New Roman" w:eastAsia="Times New Roman" w:cs="Times New Roman"/>
-          <w:vertAlign w:val="subscript"/>
-        </w:rPr>
-        <w:t>2</w:t>
-      </w:r>
-      <w:r>
-        <w:rPr>
-          <w:rStyle w:val="VerbatimChar"/>
-          <w:rFonts w:hint="eastAsia" w:ascii="Times New Roman" w:hAnsi="Times New Roman" w:eastAsia="Times New Roman" w:cs="Times New Roman"/>
-        </w:rPr>
-        <w:t>O</w:t>
-      </w:r>
-      <w:r>
-        <w:rPr>
-          <w:rStyle w:val="VerbatimChar"/>
-          <w:rFonts w:hint="eastAsia" w:ascii="Times New Roman" w:hAnsi="Times New Roman" w:eastAsia="Times New Roman" w:cs="Times New Roman"/>
-          <w:vertAlign w:val="subscript"/>
-        </w:rPr>
-        <w:t>7</w:t>
-      </w:r>
-      <w:r>
-        <w:rPr>
-          <w:rStyle w:val="VerbatimChar"/>
-          <w:rFonts w:hint="eastAsia" w:ascii="Times New Roman" w:hAnsi="Times New Roman" w:eastAsia="Times New Roman" w:cs="Times New Roman"/>
-          <w:vertAlign w:val="superscript"/>
-        </w:rPr>
-        <w:t>2-</w:t>
-      </w:r>
-      <w:r>
-        <w:rPr>
-          <w:rStyle w:val="VerbatimChar"/>
-          <w:rFonts w:hint="eastAsia" w:ascii="Times New Roman" w:hAnsi="Times New Roman" w:eastAsia="Times New Roman" w:cs="Times New Roman"/>
-        </w:rPr>
-        <w:t>、MnO</w:t>
-      </w:r>
-      <w:r>
-        <w:rPr>
-          <w:rStyle w:val="VerbatimChar"/>
-          <w:rFonts w:hint="eastAsia" w:ascii="Times New Roman" w:hAnsi="Times New Roman" w:eastAsia="Times New Roman" w:cs="Times New Roman"/>
-          <w:vertAlign w:val="subscript"/>
-        </w:rPr>
-        <w:t>4</w:t>
-      </w:r>
-      <w:r>
-        <w:rPr>
-          <w:rStyle w:val="VerbatimChar"/>
-          <w:rFonts w:hint="eastAsia" w:ascii="Times New Roman" w:hAnsi="Times New Roman" w:eastAsia="Times New Roman" w:cs="Times New Roman"/>
-          <w:vertAlign w:val="superscript"/>
-        </w:rPr>
-        <w:t>-</w:t>
-      </w:r>
-      <w:r>
-        <w:rPr>
-          <w:rStyle w:val="VerbatimChar"/>
-          <w:rFonts w:hint="eastAsia" w:ascii="Times New Roman" w:hAnsi="Times New Roman" w:eastAsia="FangSong" w:cs="Times New Roman"/>
-        </w:rPr>
-        <w:t>等</w:t>
-      </w:r>
-      <w:r>
-        <w:rPr>
-          <w:rStyle w:val="VerbatimChar"/>
-          <w:rFonts w:hint="eastAsia" w:ascii="Times New Roman" w:hAnsi="Times New Roman" w:eastAsia="Times New Roman" w:cs="Times New Roman"/>
-        </w:rPr>
-        <w:t>）→</w:t>
-      </w:r>
-      <w:r>
-        <w:rPr>
-          <w:rStyle w:val="VerbatimChar"/>
-          <w:rFonts w:ascii="Times New Roman" w:hAnsi="Times New Roman" w:eastAsia="Times New Roman" w:cs="Times New Roman"/>
-        </w:rPr>
-        <w:t xml:space="preserve"> </w:t>
-      </w:r>
-      <w:r>
-        <w:rPr>
-          <w:rStyle w:val="VerbatimChar"/>
-          <w:rFonts w:hint="eastAsia" w:ascii="Times New Roman" w:hAnsi="Times New Roman" w:eastAsia="FangSong" w:cs="Times New Roman"/>
-        </w:rPr>
-        <w:t>间接碘量法</w:t>
-      </w:r>
-      <w:r>
-        <w:rPr>
-          <w:rStyle w:val="VerbatimChar"/>
-          <w:rFonts w:hint="eastAsia" w:ascii="Times New Roman" w:hAnsi="Times New Roman" w:eastAsia="Times New Roman" w:cs="Times New Roman"/>
-        </w:rPr>
-        <w:t>（</w:t>
-      </w:r>
-      <w:r>
-        <w:rPr>
-          <w:rStyle w:val="VerbatimChar"/>
-          <w:rFonts w:hint="eastAsia" w:ascii="Times New Roman" w:hAnsi="Times New Roman" w:eastAsia="FangSong" w:cs="Times New Roman"/>
-        </w:rPr>
-        <w:t>弱酸</w:t>
-      </w:r>
-      <w:r>
-        <w:rPr>
-          <w:rStyle w:val="VerbatimChar"/>
-          <w:rFonts w:hint="eastAsia" w:ascii="Times New Roman" w:hAnsi="Times New Roman" w:eastAsia="Times New Roman" w:cs="Times New Roman"/>
-        </w:rPr>
-        <w:t>，</w:t>
-      </w:r>
-      <w:r>
-        <w:rPr>
-          <w:rStyle w:val="VerbatimChar"/>
-          <w:rFonts w:hint="eastAsia" w:ascii="Times New Roman" w:hAnsi="Times New Roman" w:eastAsia="FangSong" w:cs="Times New Roman"/>
-        </w:rPr>
-        <w:t>淀粉终点加</w:t>
-      </w:r>
-      <w:r>
-        <w:rPr>
-          <w:rStyle w:val="VerbatimChar"/>
-          <w:rFonts w:hint="eastAsia" w:ascii="Times New Roman" w:hAnsi="Times New Roman" w:eastAsia="Times New Roman" w:cs="Times New Roman"/>
-        </w:rPr>
-        <w:t>）</w:t>
-      </w:r>
-      <w:r>
-        <w:rPr>
-          <w:rFonts w:ascii="Times New Roman" w:hAnsi="Times New Roman" w:eastAsia="Times New Roman" w:cs="Times New Roman"/>
-        </w:rPr>
-        <w:br/>
-      </w:r>
-      <w:r>
-        <w:rPr>
-          <w:rStyle w:val="VerbatimChar"/>
-          <w:rFonts w:ascii="Times New Roman" w:hAnsi="Times New Roman" w:eastAsia="Times New Roman" w:cs="Times New Roman"/>
-        </w:rPr>
-        <w:t xml:space="preserve">└── </w:t>
-      </w:r>
-      <w:r>
-        <w:rPr>
-          <w:rStyle w:val="VerbatimChar"/>
-          <w:rFonts w:hint="eastAsia" w:ascii="Times New Roman" w:hAnsi="Times New Roman" w:eastAsia="FangSong" w:cs="Times New Roman"/>
-        </w:rPr>
-        <w:t>弱还原剂</w:t>
-      </w:r>
-      <w:r>
-        <w:rPr>
-          <w:rStyle w:val="VerbatimChar"/>
-          <w:rFonts w:hint="eastAsia" w:ascii="Times New Roman" w:hAnsi="Times New Roman" w:eastAsia="Times New Roman" w:cs="Times New Roman"/>
-        </w:rPr>
-        <w:t>（Sn</w:t>
-      </w:r>
-      <w:r>
-        <w:rPr>
-          <w:rStyle w:val="VerbatimChar"/>
-          <w:rFonts w:hint="eastAsia" w:ascii="Times New Roman" w:hAnsi="Times New Roman" w:eastAsia="Times New Roman" w:cs="Times New Roman"/>
-          <w:vertAlign w:val="superscript"/>
-        </w:rPr>
-        <w:t>2+</w:t>
-      </w:r>
-      <w:r>
-        <w:rPr>
-          <w:rStyle w:val="VerbatimChar"/>
-          <w:rFonts w:hint="eastAsia" w:ascii="Times New Roman" w:hAnsi="Times New Roman" w:eastAsia="Times New Roman" w:cs="Times New Roman"/>
-        </w:rPr>
-        <w:t>、S</w:t>
-      </w:r>
-      <w:r>
-        <w:rPr>
-          <w:rStyle w:val="VerbatimChar"/>
-          <w:rFonts w:hint="eastAsia" w:ascii="Times New Roman" w:hAnsi="Times New Roman" w:eastAsia="Times New Roman" w:cs="Times New Roman"/>
-          <w:vertAlign w:val="superscript"/>
-        </w:rPr>
-        <w:t>2-</w:t>
-      </w:r>
-      <w:r>
-        <w:rPr>
-          <w:rStyle w:val="VerbatimChar"/>
-          <w:rFonts w:hint="eastAsia" w:ascii="Times New Roman" w:hAnsi="Times New Roman" w:eastAsia="Times New Roman" w:cs="Times New Roman"/>
-        </w:rPr>
-        <w:t>、As(III)</w:t>
-      </w:r>
-      <w:r>
-        <w:rPr>
-          <w:rStyle w:val="VerbatimChar"/>
-          <w:rFonts w:hint="eastAsia" w:ascii="Times New Roman" w:hAnsi="Times New Roman" w:eastAsia="FangSong" w:cs="Times New Roman"/>
-        </w:rPr>
-        <w:t>等</w:t>
-      </w:r>
-      <w:r>
-        <w:rPr>
-          <w:rStyle w:val="VerbatimChar"/>
-          <w:rFonts w:hint="eastAsia" w:ascii="Times New Roman" w:hAnsi="Times New Roman" w:eastAsia="Times New Roman" w:cs="Times New Roman"/>
-        </w:rPr>
-        <w:t>）→</w:t>
-      </w:r>
-      <w:r>
-        <w:rPr>
-          <w:rStyle w:val="VerbatimChar"/>
-          <w:rFonts w:ascii="Times New Roman" w:hAnsi="Times New Roman" w:eastAsia="Times New Roman" w:cs="Times New Roman"/>
-        </w:rPr>
-        <w:t xml:space="preserve"> </w:t>
-      </w:r>
-      <w:r>
-        <w:rPr>
-          <w:rStyle w:val="VerbatimChar"/>
-          <w:rFonts w:hint="eastAsia" w:ascii="Times New Roman" w:hAnsi="Times New Roman" w:eastAsia="FangSong" w:cs="Times New Roman"/>
-        </w:rPr>
-        <w:t>直接碘量法</w:t>
-      </w:r>
-      <w:r>
-        <w:rPr>
-          <w:rStyle w:val="VerbatimChar"/>
-          <w:rFonts w:hint="eastAsia" w:ascii="Times New Roman" w:hAnsi="Times New Roman" w:eastAsia="Times New Roman" w:cs="Times New Roman"/>
-        </w:rPr>
-        <w:t>（</w:t>
-      </w:r>
-      <w:r>
-        <w:rPr>
-          <w:rStyle w:val="VerbatimChar"/>
-          <w:rFonts w:hint="eastAsia" w:ascii="Times New Roman" w:hAnsi="Times New Roman" w:eastAsia="FangSong" w:cs="Times New Roman"/>
-        </w:rPr>
-        <w:t>中性</w:t>
-      </w:r>
-      <w:r>
-        <w:rPr>
-          <w:rStyle w:val="VerbatimChar"/>
-          <w:rFonts w:hint="eastAsia" w:ascii="Times New Roman" w:hAnsi="Times New Roman" w:eastAsia="Times New Roman" w:cs="Times New Roman"/>
-        </w:rPr>
-        <w:t>，</w:t>
-      </w:r>
-      <w:r>
-        <w:rPr>
-          <w:rStyle w:val="VerbatimChar"/>
-          <w:rFonts w:hint="eastAsia" w:ascii="Times New Roman" w:hAnsi="Times New Roman" w:eastAsia="FangSong" w:cs="Times New Roman"/>
-        </w:rPr>
-        <w:t>淀粉随时加</w:t>
-      </w:r>
-      <w:r>
-        <w:rPr>
-          <w:rStyle w:val="VerbatimChar"/>
-          <w:rFonts w:hint="eastAsia" w:ascii="Times New Roman" w:hAnsi="Times New Roman" w:eastAsia="Times New Roman" w:cs="Times New Roman"/>
-        </w:rPr>
-        <w:t>）</w:t>
-      </w:r>
-      <w:r>
-        <w:rPr>
-          <w:rFonts w:ascii="Times New Roman" w:hAnsi="Times New Roman" w:eastAsia="Times New Roman" w:cs="Times New Roman"/>
-        </w:rPr>
-        <w:br/>
-      </w:r>
-      <w:r>
-        <w:rPr>
-          <w:rFonts w:ascii="Times New Roman" w:hAnsi="Times New Roman" w:eastAsia="Times New Roman" w:cs="Times New Roman"/>
-        </w:rPr>
-        <w:br/>
-      </w:r>
-      <w:r>
-        <w:rPr>
-          <w:rStyle w:val="VerbatimChar"/>
-          <w:rFonts w:hint="eastAsia" w:ascii="Times New Roman" w:hAnsi="Times New Roman" w:eastAsia="FangSong" w:cs="Times New Roman"/>
-        </w:rPr>
-        <w:t>测卤素离子</w:t>
-      </w:r>
-      <w:r>
-        <w:rPr>
-          <w:rStyle w:val="VerbatimChar"/>
-          <w:rFonts w:hint="eastAsia" w:ascii="Times New Roman" w:hAnsi="Times New Roman" w:eastAsia="Times New Roman" w:cs="Times New Roman"/>
-        </w:rPr>
-        <w:t>：</w:t>
-      </w:r>
-      <w:r>
-        <w:rPr>
-          <w:rFonts w:ascii="Times New Roman" w:hAnsi="Times New Roman" w:eastAsia="Times New Roman" w:cs="Times New Roman"/>
-        </w:rPr>
-        <w:br/>
-      </w:r>
-      <w:r>
-        <w:rPr>
-          <w:rStyle w:val="VerbatimChar"/>
-          <w:rFonts w:ascii="Times New Roman" w:hAnsi="Times New Roman" w:eastAsia="Times New Roman" w:cs="Times New Roman"/>
-        </w:rPr>
-        <w:t>├── Cl</w:t>
-      </w:r>
-      <w:r>
-        <w:rPr>
-          <w:rStyle w:val="VerbatimChar"/>
-          <w:rFonts w:ascii="Times New Roman" w:hAnsi="Times New Roman" w:eastAsia="Times New Roman" w:cs="Times New Roman"/>
-          <w:vertAlign w:val="superscript"/>
-        </w:rPr>
-        <w:t>-</w:t>
-      </w:r>
-      <w:r>
-        <w:rPr>
-          <w:rStyle w:val="VerbatimChar"/>
-          <w:rFonts w:ascii="Times New Roman" w:hAnsi="Times New Roman" w:eastAsia="Times New Roman" w:cs="Times New Roman"/>
-        </w:rPr>
-        <w:t xml:space="preserve"> </w:t>
-      </w:r>
-      <w:r>
-        <w:rPr>
-          <w:rStyle w:val="VerbatimChar"/>
-          <w:rFonts w:hint="eastAsia" w:ascii="Times New Roman" w:hAnsi="Times New Roman" w:eastAsia="FangSong" w:cs="Times New Roman"/>
-        </w:rPr>
-        <w:t xml:space="preserve">且无干扰</w:t>
-      </w:r>
-      <w:r>
-        <w:rPr>
-          <w:rStyle w:val="VerbatimChar"/>
-          <w:rFonts w:ascii="Times New Roman" w:hAnsi="Times New Roman" w:eastAsia="Times New Roman" w:cs="Times New Roman"/>
-        </w:rPr>
-        <w:t xml:space="preserve"> → Mohr </w:t>
-      </w:r>
-      <w:r>
-        <w:rPr>
-          <w:rStyle w:val="VerbatimChar"/>
-          <w:rFonts w:hint="eastAsia" w:ascii="Times New Roman" w:hAnsi="Times New Roman" w:eastAsia="FangSong" w:cs="Times New Roman"/>
-        </w:rPr>
-        <w:t>法</w:t>
-      </w:r>
-      <w:r>
-        <w:rPr>
-          <w:rStyle w:val="VerbatimChar"/>
-          <w:rFonts w:hint="eastAsia" w:ascii="Times New Roman" w:hAnsi="Times New Roman" w:eastAsia="Times New Roman" w:cs="Times New Roman"/>
-        </w:rPr>
-        <w:t>（</w:t>
-      </w:r>
-      <w:r>
-        <w:rPr>
-          <w:rStyle w:val="VerbatimChar"/>
-          <w:rFonts w:hint="eastAsia" w:ascii="Times New Roman" w:hAnsi="Times New Roman" w:eastAsia="FangSong" w:cs="Times New Roman"/>
-        </w:rPr>
-        <w:t>中性</w:t>
-      </w:r>
-      <w:r>
-        <w:rPr>
-          <w:rStyle w:val="VerbatimChar"/>
-          <w:rFonts w:hint="eastAsia" w:ascii="Times New Roman" w:hAnsi="Times New Roman" w:eastAsia="Times New Roman" w:cs="Times New Roman"/>
-        </w:rPr>
-        <w:t>，K</w:t>
-      </w:r>
-      <w:r>
-        <w:rPr>
-          <w:rStyle w:val="VerbatimChar"/>
-          <w:rFonts w:hint="eastAsia" w:ascii="Times New Roman" w:hAnsi="Times New Roman" w:eastAsia="Times New Roman" w:cs="Times New Roman"/>
-          <w:vertAlign w:val="subscript"/>
-        </w:rPr>
-        <w:t>2</w:t>
-      </w:r>
-      <w:r>
-        <w:rPr>
-          <w:rStyle w:val="VerbatimChar"/>
-          <w:rFonts w:hint="eastAsia" w:ascii="Times New Roman" w:hAnsi="Times New Roman" w:eastAsia="Times New Roman" w:cs="Times New Roman"/>
-        </w:rPr>
-        <w:t>CrO</w:t>
-      </w:r>
-      <w:r>
-        <w:rPr>
-          <w:rStyle w:val="VerbatimChar"/>
-          <w:rFonts w:hint="eastAsia" w:ascii="Times New Roman" w:hAnsi="Times New Roman" w:eastAsia="Times New Roman" w:cs="Times New Roman"/>
-          <w:vertAlign w:val="subscript"/>
-        </w:rPr>
-        <w:t>4</w:t>
-      </w:r>
-      <w:r>
-        <w:rPr>
-          <w:rStyle w:val="VerbatimChar"/>
-          <w:rFonts w:hint="eastAsia" w:ascii="Times New Roman" w:hAnsi="Times New Roman" w:eastAsia="Times New Roman" w:cs="Times New Roman"/>
-        </w:rPr>
-        <w:t>）</w:t>
-      </w:r>
-      <w:r>
-        <w:rPr>
-          <w:rFonts w:ascii="Times New Roman" w:hAnsi="Times New Roman" w:eastAsia="Times New Roman" w:cs="Times New Roman"/>
-        </w:rPr>
-        <w:br/>
-      </w:r>
-      <w:r>
-        <w:rPr>
-          <w:rStyle w:val="VerbatimChar"/>
-          <w:rFonts w:ascii="Times New Roman" w:hAnsi="Times New Roman" w:eastAsia="Times New Roman" w:cs="Times New Roman"/>
-        </w:rPr>
-        <w:t xml:space="preserve">│   └── </w:t>
-      </w:r>
-      <w:r>
-        <w:rPr>
-          <w:rStyle w:val="VerbatimChar"/>
-          <w:rFonts w:hint="eastAsia" w:ascii="Times New Roman" w:hAnsi="Times New Roman" w:eastAsia="FangSong" w:cs="Times New Roman"/>
-        </w:rPr>
-        <w:t xml:space="preserve">有干扰</w:t>
-      </w:r>
-      <w:r>
-        <w:rPr>
-          <w:rStyle w:val="VerbatimChar"/>
-          <w:rFonts w:ascii="Times New Roman" w:hAnsi="Times New Roman" w:eastAsia="Times New Roman" w:cs="Times New Roman"/>
-        </w:rPr>
-        <w:t xml:space="preserve"> → Volhard </w:t>
-      </w:r>
-      <w:r>
-        <w:rPr>
-          <w:rStyle w:val="VerbatimChar"/>
-          <w:rFonts w:hint="eastAsia" w:ascii="Times New Roman" w:hAnsi="Times New Roman" w:eastAsia="FangSong" w:cs="Times New Roman"/>
-        </w:rPr>
-        <w:t xml:space="preserve">法返滴定</w:t>
-      </w:r>
-      <w:r>
-        <w:rPr>
-          <w:rFonts w:ascii="Times New Roman" w:hAnsi="Times New Roman" w:eastAsia="Times New Roman" w:cs="Times New Roman"/>
-        </w:rPr>
-        <w:br/>
-      </w:r>
-      <w:r>
-        <w:rPr>
-          <w:rStyle w:val="VerbatimChar"/>
-          <w:rFonts w:ascii="Times New Roman" w:hAnsi="Times New Roman" w:eastAsia="Times New Roman" w:cs="Times New Roman"/>
-        </w:rPr>
-        <w:t>├── Br</w:t>
-      </w:r>
-      <w:r>
-        <w:rPr>
-          <w:rStyle w:val="VerbatimChar"/>
-          <w:rFonts w:ascii="Times New Roman" w:hAnsi="Times New Roman" w:eastAsia="Times New Roman" w:cs="Times New Roman"/>
-          <w:vertAlign w:val="superscript"/>
-        </w:rPr>
-        <w:t>-</w:t>
-      </w:r>
-      <w:r>
-        <w:rPr>
-          <w:rStyle w:val="VerbatimChar"/>
-          <w:rFonts w:ascii="Times New Roman" w:hAnsi="Times New Roman" w:eastAsia="Times New Roman" w:cs="Times New Roman"/>
-        </w:rPr>
-        <w:t>/I</w:t>
-      </w:r>
-      <w:r>
-        <w:rPr>
-          <w:rStyle w:val="VerbatimChar"/>
-          <w:rFonts w:ascii="Times New Roman" w:hAnsi="Times New Roman" w:eastAsia="Times New Roman" w:cs="Times New Roman"/>
-          <w:vertAlign w:val="superscript"/>
-        </w:rPr>
-        <w:t>-</w:t>
-      </w:r>
-      <w:r>
-        <w:rPr>
-          <w:rStyle w:val="VerbatimChar"/>
-          <w:rFonts w:ascii="Times New Roman" w:hAnsi="Times New Roman" w:eastAsia="Times New Roman" w:cs="Times New Roman"/>
-        </w:rPr>
-        <w:t xml:space="preserve"> → Volhard </w:t>
-      </w:r>
-      <w:r>
-        <w:rPr>
-          <w:rStyle w:val="VerbatimChar"/>
-          <w:rFonts w:hint="eastAsia" w:ascii="Times New Roman" w:hAnsi="Times New Roman" w:eastAsia="FangSong" w:cs="Times New Roman"/>
-        </w:rPr>
-        <w:t>法返滴定</w:t>
-      </w:r>
-      <w:r>
-        <w:rPr>
-          <w:rStyle w:val="VerbatimChar"/>
-          <w:rFonts w:hint="eastAsia" w:ascii="Times New Roman" w:hAnsi="Times New Roman" w:eastAsia="Times New Roman" w:cs="Times New Roman"/>
-        </w:rPr>
-        <w:t>（</w:t>
-      </w:r>
-      <w:r>
-        <w:rPr>
-          <w:rStyle w:val="VerbatimChar"/>
-          <w:rFonts w:hint="eastAsia" w:ascii="Times New Roman" w:hAnsi="Times New Roman" w:eastAsia="FangSong" w:cs="Times New Roman"/>
-        </w:rPr>
-        <w:t>强酸</w:t>
-      </w:r>
-      <w:r>
-        <w:rPr>
-          <w:rStyle w:val="VerbatimChar"/>
-          <w:rFonts w:hint="eastAsia" w:ascii="Times New Roman" w:hAnsi="Times New Roman" w:eastAsia="Times New Roman" w:cs="Times New Roman"/>
-        </w:rPr>
-        <w:t>，Fe</w:t>
-      </w:r>
-      <w:r>
-        <w:rPr>
-          <w:rStyle w:val="VerbatimChar"/>
-          <w:rFonts w:hint="eastAsia" w:ascii="Times New Roman" w:hAnsi="Times New Roman" w:eastAsia="Times New Roman" w:cs="Times New Roman"/>
-          <w:vertAlign w:val="superscript"/>
-        </w:rPr>
-        <w:t>3+</w:t>
-      </w:r>
-      <w:r>
-        <w:rPr>
-          <w:rStyle w:val="VerbatimChar"/>
-          <w:rFonts w:hint="eastAsia" w:ascii="Times New Roman" w:hAnsi="Times New Roman" w:eastAsia="Times New Roman" w:cs="Times New Roman"/>
-        </w:rPr>
-        <w:t>）</w:t>
-      </w:r>
-      <w:r>
-        <w:rPr>
-          <w:rFonts w:ascii="Times New Roman" w:hAnsi="Times New Roman" w:eastAsia="Times New Roman" w:cs="Times New Roman"/>
-        </w:rPr>
-        <w:br/>
-      </w:r>
-      <w:r>
-        <w:rPr>
-          <w:rStyle w:val="VerbatimChar"/>
-          <w:rFonts w:ascii="Times New Roman" w:hAnsi="Times New Roman" w:eastAsia="Times New Roman" w:cs="Times New Roman"/>
-        </w:rPr>
-        <w:t xml:space="preserve">└── </w:t>
-      </w:r>
-      <w:r>
-        <w:rPr>
-          <w:rStyle w:val="VerbatimChar"/>
-          <w:rFonts w:hint="eastAsia" w:ascii="Times New Roman" w:hAnsi="Times New Roman" w:eastAsia="FangSong" w:cs="Times New Roman"/>
-        </w:rPr>
-        <w:t xml:space="preserve">低浓度</w:t>
-      </w:r>
-      <w:r>
-        <w:rPr>
-          <w:rStyle w:val="VerbatimChar"/>
-          <w:rFonts w:ascii="Times New Roman" w:hAnsi="Times New Roman" w:eastAsia="Times New Roman" w:cs="Times New Roman"/>
-        </w:rPr>
-        <w:t xml:space="preserve"> </w:t>
-      </w:r>
-      <w:r>
-        <w:rPr>
-          <w:rStyle w:val="VerbatimChar"/>
-          <w:rFonts w:hint="eastAsia" w:ascii="Times New Roman" w:hAnsi="Times New Roman" w:eastAsia="Times New Roman" w:cs="Times New Roman"/>
-        </w:rPr>
-        <w:t>Cl</w:t>
-      </w:r>
-      <w:r>
-        <w:rPr>
-          <w:rStyle w:val="VerbatimChar"/>
-          <w:rFonts w:hint="eastAsia" w:ascii="Times New Roman" w:hAnsi="Times New Roman" w:eastAsia="Times New Roman" w:cs="Times New Roman"/>
-          <w:vertAlign w:val="superscript"/>
-        </w:rPr>
-        <w:t>-</w:t>
-      </w:r>
-      <w:r>
-        <w:rPr>
-          <w:rStyle w:val="VerbatimChar"/>
-          <w:rFonts w:hint="eastAsia" w:ascii="Times New Roman" w:hAnsi="Times New Roman" w:eastAsia="Times New Roman" w:cs="Times New Roman"/>
-        </w:rPr>
-        <w:t>（&gt;0.005</w:t>
-      </w:r>
-      <w:r>
-        <w:rPr>
-          <w:rStyle w:val="VerbatimChar"/>
-          <w:rFonts w:ascii="Times New Roman" w:hAnsi="Times New Roman" w:eastAsia="Times New Roman" w:cs="Times New Roman"/>
-        </w:rPr>
-        <w:t xml:space="preserve"> </w:t>
-      </w:r>
-      <w:r>
-        <w:rPr>
-          <w:rStyle w:val="VerbatimChar"/>
-          <w:rFonts w:hint="eastAsia" w:ascii="Times New Roman" w:hAnsi="Times New Roman" w:eastAsia="Times New Roman" w:cs="Times New Roman"/>
-        </w:rPr>
-        <w:t xml:space="preserve">mol/L）→</w:t>
-      </w:r>
-      <w:r>
-        <w:rPr>
-          <w:rStyle w:val="VerbatimChar"/>
-          <w:rFonts w:ascii="Times New Roman" w:hAnsi="Times New Roman" w:eastAsia="Times New Roman" w:cs="Times New Roman"/>
-        </w:rPr>
-        <w:t xml:space="preserve"> Fajans </w:t>
-      </w:r>
-      <w:r>
-        <w:rPr>
-          <w:rStyle w:val="VerbatimChar"/>
-          <w:rFonts w:hint="eastAsia" w:ascii="Times New Roman" w:hAnsi="Times New Roman" w:eastAsia="FangSong" w:cs="Times New Roman"/>
-        </w:rPr>
-        <w:t xml:space="preserve">法</w:t>
-      </w:r>
     </w:p>
-    <w:bookmarkEnd w:id="46"/>
-    <w:bookmarkStart w:id="47" w:name="滴定分析通用解题框架"/>
     <w:p>
       <w:pPr>
-        <w:pStyle w:val="Heading3"/>
-        <w:spacing w:before="280" w:after="120"/>
+        <w:pStyle w:val="Compact"/>
+        <w:numPr>
+          <w:ilvl w:val="1"/>
+          <w:numId w:val="1003"/>
+        </w:numPr>
       </w:pPr>
       <w:r>
         <w:rPr>
-          <w:rFonts w:hint="eastAsia" w:ascii="Times New Roman" w:hAnsi="Times New Roman" w:eastAsia="SimHei" w:cs="Times New Roman"/>
-        </w:rPr>
-        <w:t xml:space="preserve">滴定分析通用解题框架</w:t>
+          <w:rFonts w:hint="eastAsia" w:ascii="Times New Roman" w:hAnsi="Times New Roman" w:eastAsia="FangSong" w:cs="Times New Roman"/>
+        </w:rPr>
+        <w:t>还原性物质</w:t>
+      </w:r>
+      <w:r>
+        <w:rPr>
+          <w:rFonts w:hint="eastAsia" w:ascii="Times New Roman" w:hAnsi="Times New Roman" w:eastAsia="Times New Roman" w:cs="Times New Roman"/>
+        </w:rPr>
+        <w:t>（Fe</w:t>
+      </w:r>
+      <w:r>
+        <w:rPr>
+          <w:rFonts w:hint="eastAsia" w:ascii="Times New Roman" w:hAnsi="Times New Roman" w:eastAsia="Times New Roman" w:cs="Times New Roman"/>
+          <w:vertAlign w:val="superscript"/>
+        </w:rPr>
+        <w:t>2+</w:t>
+      </w:r>
+      <w:r>
+        <w:rPr>
+          <w:rFonts w:hint="eastAsia" w:ascii="Times New Roman" w:hAnsi="Times New Roman" w:eastAsia="Times New Roman" w:cs="Times New Roman"/>
+        </w:rPr>
+        <w:t>、H</w:t>
+      </w:r>
+      <w:r>
+        <w:rPr>
+          <w:rFonts w:hint="eastAsia" w:ascii="Times New Roman" w:hAnsi="Times New Roman" w:eastAsia="Times New Roman" w:cs="Times New Roman"/>
+          <w:vertAlign w:val="subscript"/>
+        </w:rPr>
+        <w:t>2</w:t>
+      </w:r>
+      <w:r>
+        <w:rPr>
+          <w:rFonts w:hint="eastAsia" w:ascii="Times New Roman" w:hAnsi="Times New Roman" w:eastAsia="Times New Roman" w:cs="Times New Roman"/>
+        </w:rPr>
+        <w:t>O</w:t>
+      </w:r>
+      <w:r>
+        <w:rPr>
+          <w:rFonts w:hint="eastAsia" w:ascii="Times New Roman" w:hAnsi="Times New Roman" w:eastAsia="Times New Roman" w:cs="Times New Roman"/>
+          <w:vertAlign w:val="subscript"/>
+        </w:rPr>
+        <w:t>2</w:t>
+      </w:r>
+      <w:r>
+        <w:rPr>
+          <w:rFonts w:hint="eastAsia" w:ascii="Times New Roman" w:hAnsi="Times New Roman" w:eastAsia="Times New Roman" w:cs="Times New Roman"/>
+        </w:rPr>
+        <w:t>、C</w:t>
+      </w:r>
+      <w:r>
+        <w:rPr>
+          <w:rFonts w:hint="eastAsia" w:ascii="Times New Roman" w:hAnsi="Times New Roman" w:eastAsia="Times New Roman" w:cs="Times New Roman"/>
+          <w:vertAlign w:val="subscript"/>
+        </w:rPr>
+        <w:t>2</w:t>
+      </w:r>
+      <w:r>
+        <w:rPr>
+          <w:rFonts w:hint="eastAsia" w:ascii="Times New Roman" w:hAnsi="Times New Roman" w:eastAsia="Times New Roman" w:cs="Times New Roman"/>
+        </w:rPr>
+        <w:t>O</w:t>
+      </w:r>
+      <w:r>
+        <w:rPr>
+          <w:rFonts w:hint="eastAsia" w:ascii="Times New Roman" w:hAnsi="Times New Roman" w:eastAsia="Times New Roman" w:cs="Times New Roman"/>
+          <w:vertAlign w:val="subscript"/>
+        </w:rPr>
+        <w:t>4</w:t>
+      </w:r>
+      <w:r>
+        <w:rPr>
+          <w:rFonts w:hint="eastAsia" w:ascii="Times New Roman" w:hAnsi="Times New Roman" w:eastAsia="Times New Roman" w:cs="Times New Roman"/>
+          <w:vertAlign w:val="superscript"/>
+        </w:rPr>
+        <w:t>2-</w:t>
+      </w:r>
+      <w:r>
+        <w:rPr>
+          <w:rFonts w:hint="eastAsia" w:ascii="Times New Roman" w:hAnsi="Times New Roman" w:eastAsia="FangSong" w:cs="Times New Roman"/>
+        </w:rPr>
+        <w:t>等</w:t>
+      </w:r>
+      <w:r>
+        <w:rPr>
+          <w:rFonts w:hint="eastAsia" w:ascii="Times New Roman" w:hAnsi="Times New Roman" w:eastAsia="Times New Roman" w:cs="Times New Roman"/>
+        </w:rPr>
+        <w:t>）→</w:t>
+      </w:r>
+      <w:r>
+        <w:rPr>
+          <w:rFonts w:ascii="Times New Roman" w:hAnsi="Times New Roman" w:eastAsia="Times New Roman" w:cs="Times New Roman"/>
+        </w:rPr>
+        <w:t xml:space="preserve"> KMnO</w:t>
+      </w:r>
+      <w:r>
+        <w:rPr>
+          <w:rFonts w:ascii="Times New Roman" w:hAnsi="Times New Roman" w:eastAsia="Times New Roman" w:cs="Times New Roman"/>
+          <w:vertAlign w:val="subscript"/>
+        </w:rPr>
+        <w:t>4</w:t>
+      </w:r>
+      <w:r>
+        <w:rPr>
+          <w:rFonts w:ascii="Times New Roman" w:hAnsi="Times New Roman" w:eastAsia="Times New Roman" w:cs="Times New Roman"/>
+        </w:rPr>
+        <w:t xml:space="preserve"> </w:t>
+      </w:r>
+      <w:r>
+        <w:rPr>
+          <w:rFonts w:hint="eastAsia" w:ascii="Times New Roman" w:hAnsi="Times New Roman" w:eastAsia="FangSong" w:cs="Times New Roman"/>
+        </w:rPr>
+        <w:t>法</w:t>
+      </w:r>
+      <w:r>
+        <w:rPr>
+          <w:rFonts w:hint="eastAsia" w:ascii="Times New Roman" w:hAnsi="Times New Roman" w:eastAsia="Times New Roman" w:cs="Times New Roman"/>
+        </w:rPr>
+        <w:t>（</w:t>
+      </w:r>
+      <w:r>
+        <w:rPr>
+          <w:rFonts w:hint="eastAsia" w:ascii="Times New Roman" w:hAnsi="Times New Roman" w:eastAsia="FangSong" w:cs="Times New Roman"/>
+        </w:rPr>
+        <w:t>强酸</w:t>
+      </w:r>
+      <w:r>
+        <w:rPr>
+          <w:rFonts w:hint="eastAsia" w:ascii="Times New Roman" w:hAnsi="Times New Roman" w:eastAsia="Times New Roman" w:cs="Times New Roman"/>
+        </w:rPr>
+        <w:t>，</w:t>
+      </w:r>
+      <w:r>
+        <w:rPr>
+          <w:rFonts w:hint="eastAsia" w:ascii="Times New Roman" w:hAnsi="Times New Roman" w:eastAsia="FangSong" w:cs="Times New Roman"/>
+        </w:rPr>
+        <w:t>自指示剂</w:t>
+      </w:r>
+      <w:r>
+        <w:rPr>
+          <w:rFonts w:hint="eastAsia" w:ascii="Times New Roman" w:hAnsi="Times New Roman" w:eastAsia="Times New Roman" w:cs="Times New Roman"/>
+        </w:rPr>
+        <w:t>）</w:t>
+      </w:r>
+    </w:p>
+    <w:p>
+      <w:pPr>
+        <w:pStyle w:val="Compact"/>
+        <w:numPr>
+          <w:ilvl w:val="2"/>
+          <w:numId w:val="1004"/>
+        </w:numPr>
+      </w:pPr>
+      <w:r>
+        <w:rPr>
+          <w:rFonts w:hint="eastAsia" w:ascii="Times New Roman" w:hAnsi="Times New Roman" w:eastAsia="FangSong" w:cs="Times New Roman"/>
+        </w:rPr>
+        <w:t xml:space="preserve">需避免</w:t>
+      </w:r>
+      <w:r>
+        <w:rPr>
+          <w:rFonts w:ascii="Times New Roman" w:hAnsi="Times New Roman" w:eastAsia="Times New Roman" w:cs="Times New Roman"/>
+        </w:rPr>
+        <w:t xml:space="preserve"> Cl</w:t>
+      </w:r>
+      <w:r>
+        <w:rPr>
+          <w:rFonts w:ascii="Times New Roman" w:hAnsi="Times New Roman" w:eastAsia="Times New Roman" w:cs="Times New Roman"/>
+          <w:vertAlign w:val="superscript"/>
+        </w:rPr>
+        <w:t>-</w:t>
+      </w:r>
+      <w:r>
+        <w:rPr>
+          <w:rFonts w:ascii="Times New Roman" w:hAnsi="Times New Roman" w:eastAsia="Times New Roman" w:cs="Times New Roman"/>
+        </w:rPr>
+        <w:t xml:space="preserve"> </w:t>
+      </w:r>
+      <w:r>
+        <w:rPr>
+          <w:rFonts w:hint="eastAsia" w:ascii="Times New Roman" w:hAnsi="Times New Roman" w:eastAsia="FangSong" w:cs="Times New Roman"/>
+        </w:rPr>
+        <w:t xml:space="preserve">干扰</w:t>
+      </w:r>
+      <w:r>
+        <w:rPr>
+          <w:rFonts w:ascii="Times New Roman" w:hAnsi="Times New Roman" w:eastAsia="Times New Roman" w:cs="Times New Roman"/>
+        </w:rPr>
+        <w:t xml:space="preserve"> → K</w:t>
+      </w:r>
+      <w:r>
+        <w:rPr>
+          <w:rFonts w:ascii="Times New Roman" w:hAnsi="Times New Roman" w:eastAsia="Times New Roman" w:cs="Times New Roman"/>
+          <w:vertAlign w:val="subscript"/>
+        </w:rPr>
+        <w:t>2</w:t>
+      </w:r>
+      <w:r>
+        <w:rPr>
+          <w:rFonts w:ascii="Times New Roman" w:hAnsi="Times New Roman" w:eastAsia="Times New Roman" w:cs="Times New Roman"/>
+        </w:rPr>
+        <w:t>Cr</w:t>
+      </w:r>
+      <w:r>
+        <w:rPr>
+          <w:rFonts w:ascii="Times New Roman" w:hAnsi="Times New Roman" w:eastAsia="Times New Roman" w:cs="Times New Roman"/>
+          <w:vertAlign w:val="subscript"/>
+        </w:rPr>
+        <w:t>2</w:t>
+      </w:r>
+      <w:r>
+        <w:rPr>
+          <w:rFonts w:ascii="Times New Roman" w:hAnsi="Times New Roman" w:eastAsia="Times New Roman" w:cs="Times New Roman"/>
+        </w:rPr>
+        <w:t>O</w:t>
+      </w:r>
+      <w:r>
+        <w:rPr>
+          <w:rFonts w:ascii="Times New Roman" w:hAnsi="Times New Roman" w:eastAsia="Times New Roman" w:cs="Times New Roman"/>
+          <w:vertAlign w:val="subscript"/>
+        </w:rPr>
+        <w:t>7</w:t>
+      </w:r>
+      <w:r>
+        <w:rPr>
+          <w:rFonts w:ascii="Times New Roman" w:hAnsi="Times New Roman" w:eastAsia="Times New Roman" w:cs="Times New Roman"/>
+        </w:rPr>
+        <w:t xml:space="preserve"> </w:t>
+      </w:r>
+      <w:r>
+        <w:rPr>
+          <w:rFonts w:hint="eastAsia" w:ascii="Times New Roman" w:hAnsi="Times New Roman" w:eastAsia="FangSong" w:cs="Times New Roman"/>
+        </w:rPr>
+        <w:t xml:space="preserve">法或</w:t>
+      </w:r>
+      <w:r>
+        <w:rPr>
+          <w:rFonts w:ascii="Times New Roman" w:hAnsi="Times New Roman" w:eastAsia="Times New Roman" w:cs="Times New Roman"/>
+        </w:rPr>
+        <w:t xml:space="preserve"> Ce</w:t>
+      </w:r>
+      <w:r>
+        <w:rPr>
+          <w:rFonts w:ascii="Times New Roman" w:hAnsi="Times New Roman" w:eastAsia="Times New Roman" w:cs="Times New Roman"/>
+          <w:vertAlign w:val="superscript"/>
+        </w:rPr>
+        <w:t>4+</w:t>
+      </w:r>
+      <w:r>
+        <w:rPr>
+          <w:rFonts w:ascii="Times New Roman" w:hAnsi="Times New Roman" w:eastAsia="Times New Roman" w:cs="Times New Roman"/>
+        </w:rPr>
+        <w:t xml:space="preserve"> </w:t>
+      </w:r>
+      <w:r>
+        <w:rPr>
+          <w:rFonts w:hint="eastAsia" w:ascii="Times New Roman" w:hAnsi="Times New Roman" w:eastAsia="FangSong" w:cs="Times New Roman"/>
+        </w:rPr>
+        <w:t xml:space="preserve">法</w:t>
+      </w:r>
+    </w:p>
+    <w:p>
+      <w:pPr>
+        <w:pStyle w:val="Compact"/>
+        <w:numPr>
+          <w:ilvl w:val="1"/>
+          <w:numId w:val="1003"/>
+        </w:numPr>
+      </w:pPr>
+      <w:r>
+        <w:rPr>
+          <w:rFonts w:hint="eastAsia" w:ascii="Times New Roman" w:hAnsi="Times New Roman" w:eastAsia="FangSong" w:cs="Times New Roman"/>
+        </w:rPr>
+        <w:t>氧化性物质</w:t>
+      </w:r>
+      <w:r>
+        <w:rPr>
+          <w:rFonts w:hint="eastAsia" w:ascii="Times New Roman" w:hAnsi="Times New Roman" w:eastAsia="Times New Roman" w:cs="Times New Roman"/>
+        </w:rPr>
+        <w:t>（Cu</w:t>
+      </w:r>
+      <w:r>
+        <w:rPr>
+          <w:rFonts w:hint="eastAsia" w:ascii="Times New Roman" w:hAnsi="Times New Roman" w:eastAsia="Times New Roman" w:cs="Times New Roman"/>
+          <w:vertAlign w:val="superscript"/>
+        </w:rPr>
+        <w:t>2+</w:t>
+      </w:r>
+      <w:r>
+        <w:rPr>
+          <w:rFonts w:hint="eastAsia" w:ascii="Times New Roman" w:hAnsi="Times New Roman" w:eastAsia="Times New Roman" w:cs="Times New Roman"/>
+        </w:rPr>
+        <w:t>、Cr</w:t>
+      </w:r>
+      <w:r>
+        <w:rPr>
+          <w:rFonts w:hint="eastAsia" w:ascii="Times New Roman" w:hAnsi="Times New Roman" w:eastAsia="Times New Roman" w:cs="Times New Roman"/>
+          <w:vertAlign w:val="subscript"/>
+        </w:rPr>
+        <w:t>2</w:t>
+      </w:r>
+      <w:r>
+        <w:rPr>
+          <w:rFonts w:hint="eastAsia" w:ascii="Times New Roman" w:hAnsi="Times New Roman" w:eastAsia="Times New Roman" w:cs="Times New Roman"/>
+        </w:rPr>
+        <w:t>O</w:t>
+      </w:r>
+      <w:r>
+        <w:rPr>
+          <w:rFonts w:hint="eastAsia" w:ascii="Times New Roman" w:hAnsi="Times New Roman" w:eastAsia="Times New Roman" w:cs="Times New Roman"/>
+          <w:vertAlign w:val="subscript"/>
+        </w:rPr>
+        <w:t>7</w:t>
+      </w:r>
+      <w:r>
+        <w:rPr>
+          <w:rFonts w:hint="eastAsia" w:ascii="Times New Roman" w:hAnsi="Times New Roman" w:eastAsia="Times New Roman" w:cs="Times New Roman"/>
+          <w:vertAlign w:val="superscript"/>
+        </w:rPr>
+        <w:t>2-</w:t>
+      </w:r>
+      <w:r>
+        <w:rPr>
+          <w:rFonts w:hint="eastAsia" w:ascii="Times New Roman" w:hAnsi="Times New Roman" w:eastAsia="Times New Roman" w:cs="Times New Roman"/>
+        </w:rPr>
+        <w:t>、MnO</w:t>
+      </w:r>
+      <w:r>
+        <w:rPr>
+          <w:rFonts w:hint="eastAsia" w:ascii="Times New Roman" w:hAnsi="Times New Roman" w:eastAsia="Times New Roman" w:cs="Times New Roman"/>
+          <w:vertAlign w:val="subscript"/>
+        </w:rPr>
+        <w:t>4</w:t>
+      </w:r>
+      <w:r>
+        <w:rPr>
+          <w:rFonts w:hint="eastAsia" w:ascii="Times New Roman" w:hAnsi="Times New Roman" w:eastAsia="Times New Roman" w:cs="Times New Roman"/>
+          <w:vertAlign w:val="superscript"/>
+        </w:rPr>
+        <w:t>-</w:t>
+      </w:r>
+      <w:r>
+        <w:rPr>
+          <w:rFonts w:hint="eastAsia" w:ascii="Times New Roman" w:hAnsi="Times New Roman" w:eastAsia="FangSong" w:cs="Times New Roman"/>
+        </w:rPr>
+        <w:t>等</w:t>
+      </w:r>
+      <w:r>
+        <w:rPr>
+          <w:rFonts w:hint="eastAsia" w:ascii="Times New Roman" w:hAnsi="Times New Roman" w:eastAsia="Times New Roman" w:cs="Times New Roman"/>
+        </w:rPr>
+        <w:t>）→</w:t>
+      </w:r>
+      <w:r>
+        <w:rPr>
+          <w:rFonts w:ascii="Times New Roman" w:hAnsi="Times New Roman" w:eastAsia="Times New Roman" w:cs="Times New Roman"/>
+        </w:rPr>
+        <w:t xml:space="preserve"> </w:t>
+      </w:r>
+      <w:r>
+        <w:rPr>
+          <w:rFonts w:hint="eastAsia" w:ascii="Times New Roman" w:hAnsi="Times New Roman" w:eastAsia="FangSong" w:cs="Times New Roman"/>
+        </w:rPr>
+        <w:t>间接碘量法</w:t>
+      </w:r>
+      <w:r>
+        <w:rPr>
+          <w:rFonts w:hint="eastAsia" w:ascii="Times New Roman" w:hAnsi="Times New Roman" w:eastAsia="Times New Roman" w:cs="Times New Roman"/>
+        </w:rPr>
+        <w:t>（</w:t>
+      </w:r>
+      <w:r>
+        <w:rPr>
+          <w:rFonts w:hint="eastAsia" w:ascii="Times New Roman" w:hAnsi="Times New Roman" w:eastAsia="FangSong" w:cs="Times New Roman"/>
+        </w:rPr>
+        <w:t>弱酸</w:t>
+      </w:r>
+      <w:r>
+        <w:rPr>
+          <w:rFonts w:hint="eastAsia" w:ascii="Times New Roman" w:hAnsi="Times New Roman" w:eastAsia="Times New Roman" w:cs="Times New Roman"/>
+        </w:rPr>
+        <w:t>，</w:t>
+      </w:r>
+      <w:r>
+        <w:rPr>
+          <w:rFonts w:hint="eastAsia" w:ascii="Times New Roman" w:hAnsi="Times New Roman" w:eastAsia="FangSong" w:cs="Times New Roman"/>
+        </w:rPr>
+        <w:t>淀粉终点加</w:t>
+      </w:r>
+      <w:r>
+        <w:rPr>
+          <w:rFonts w:hint="eastAsia" w:ascii="Times New Roman" w:hAnsi="Times New Roman" w:eastAsia="Times New Roman" w:cs="Times New Roman"/>
+        </w:rPr>
+        <w:t>）</w:t>
+      </w:r>
+    </w:p>
+    <w:p>
+      <w:pPr>
+        <w:pStyle w:val="Compact"/>
+        <w:numPr>
+          <w:ilvl w:val="1"/>
+          <w:numId w:val="1003"/>
+        </w:numPr>
+      </w:pPr>
+      <w:r>
+        <w:rPr>
+          <w:rFonts w:hint="eastAsia" w:ascii="Times New Roman" w:hAnsi="Times New Roman" w:eastAsia="FangSong" w:cs="Times New Roman"/>
+        </w:rPr>
+        <w:t>弱还原剂</w:t>
+      </w:r>
+      <w:r>
+        <w:rPr>
+          <w:rFonts w:hint="eastAsia" w:ascii="Times New Roman" w:hAnsi="Times New Roman" w:eastAsia="Times New Roman" w:cs="Times New Roman"/>
+        </w:rPr>
+        <w:t>（Sn</w:t>
+      </w:r>
+      <w:r>
+        <w:rPr>
+          <w:rFonts w:hint="eastAsia" w:ascii="Times New Roman" w:hAnsi="Times New Roman" w:eastAsia="Times New Roman" w:cs="Times New Roman"/>
+          <w:vertAlign w:val="superscript"/>
+        </w:rPr>
+        <w:t>2+</w:t>
+      </w:r>
+      <w:r>
+        <w:rPr>
+          <w:rFonts w:hint="eastAsia" w:ascii="Times New Roman" w:hAnsi="Times New Roman" w:eastAsia="Times New Roman" w:cs="Times New Roman"/>
+        </w:rPr>
+        <w:t>、S</w:t>
+      </w:r>
+      <w:r>
+        <w:rPr>
+          <w:rFonts w:hint="eastAsia" w:ascii="Times New Roman" w:hAnsi="Times New Roman" w:eastAsia="Times New Roman" w:cs="Times New Roman"/>
+          <w:vertAlign w:val="superscript"/>
+        </w:rPr>
+        <w:t>2-</w:t>
+      </w:r>
+      <w:r>
+        <w:rPr>
+          <w:rFonts w:hint="eastAsia" w:ascii="Times New Roman" w:hAnsi="Times New Roman" w:eastAsia="Times New Roman" w:cs="Times New Roman"/>
+        </w:rPr>
+        <w:t>、As(III)</w:t>
+      </w:r>
+      <w:r>
+        <w:rPr>
+          <w:rFonts w:hint="eastAsia" w:ascii="Times New Roman" w:hAnsi="Times New Roman" w:eastAsia="FangSong" w:cs="Times New Roman"/>
+        </w:rPr>
+        <w:t>等</w:t>
+      </w:r>
+      <w:r>
+        <w:rPr>
+          <w:rFonts w:hint="eastAsia" w:ascii="Times New Roman" w:hAnsi="Times New Roman" w:eastAsia="Times New Roman" w:cs="Times New Roman"/>
+        </w:rPr>
+        <w:t>）→</w:t>
+      </w:r>
+      <w:r>
+        <w:rPr>
+          <w:rFonts w:ascii="Times New Roman" w:hAnsi="Times New Roman" w:eastAsia="Times New Roman" w:cs="Times New Roman"/>
+        </w:rPr>
+        <w:t xml:space="preserve"> </w:t>
+      </w:r>
+      <w:r>
+        <w:rPr>
+          <w:rFonts w:hint="eastAsia" w:ascii="Times New Roman" w:hAnsi="Times New Roman" w:eastAsia="FangSong" w:cs="Times New Roman"/>
+        </w:rPr>
+        <w:t>直接碘量法</w:t>
+      </w:r>
+      <w:r>
+        <w:rPr>
+          <w:rFonts w:hint="eastAsia" w:ascii="Times New Roman" w:hAnsi="Times New Roman" w:eastAsia="Times New Roman" w:cs="Times New Roman"/>
+        </w:rPr>
+        <w:t>（</w:t>
+      </w:r>
+      <w:r>
+        <w:rPr>
+          <w:rFonts w:hint="eastAsia" w:ascii="Times New Roman" w:hAnsi="Times New Roman" w:eastAsia="FangSong" w:cs="Times New Roman"/>
+        </w:rPr>
+        <w:t>中性</w:t>
+      </w:r>
+      <w:r>
+        <w:rPr>
+          <w:rFonts w:hint="eastAsia" w:ascii="Times New Roman" w:hAnsi="Times New Roman" w:eastAsia="Times New Roman" w:cs="Times New Roman"/>
+        </w:rPr>
+        <w:t>，</w:t>
+      </w:r>
+      <w:r>
+        <w:rPr>
+          <w:rFonts w:hint="eastAsia" w:ascii="Times New Roman" w:hAnsi="Times New Roman" w:eastAsia="FangSong" w:cs="Times New Roman"/>
+        </w:rPr>
+        <w:t>淀粉随时加</w:t>
+      </w:r>
+      <w:r>
+        <w:rPr>
+          <w:rFonts w:hint="eastAsia" w:ascii="Times New Roman" w:hAnsi="Times New Roman" w:eastAsia="Times New Roman" w:cs="Times New Roman"/>
+        </w:rPr>
+        <w:t>）</w:t>
       </w:r>
     </w:p>
     <w:p>
@@ -33262,7 +32836,59 @@
         <w:rPr>
           <w:rFonts w:hint="eastAsia" w:ascii="Times New Roman" w:hAnsi="Times New Roman" w:eastAsia="FangSong" w:cs="Times New Roman"/>
         </w:rPr>
-        <w:t>写出配平的化学反应方程式</w:t>
+        <w:t>测卤素离子</w:t>
+      </w:r>
+      <w:r>
+        <w:rPr>
+          <w:rFonts w:hint="eastAsia" w:ascii="Times New Roman" w:hAnsi="Times New Roman" w:eastAsia="Times New Roman" w:cs="Times New Roman"/>
+        </w:rPr>
+        <w:t>：</w:t>
+      </w:r>
+    </w:p>
+    <w:p>
+      <w:pPr>
+        <w:pStyle w:val="Compact"/>
+        <w:numPr>
+          <w:ilvl w:val="1"/>
+          <w:numId w:val="1005"/>
+        </w:numPr>
+      </w:pPr>
+      <w:r>
+        <w:rPr>
+          <w:rFonts w:ascii="Times New Roman" w:hAnsi="Times New Roman" w:eastAsia="Times New Roman" w:cs="Times New Roman"/>
+        </w:rPr>
+        <w:t>Cl</w:t>
+      </w:r>
+      <w:r>
+        <w:rPr>
+          <w:rFonts w:ascii="Times New Roman" w:hAnsi="Times New Roman" w:eastAsia="Times New Roman" w:cs="Times New Roman"/>
+          <w:vertAlign w:val="superscript"/>
+        </w:rPr>
+        <w:t>-</w:t>
+      </w:r>
+      <w:r>
+        <w:rPr>
+          <w:rFonts w:ascii="Times New Roman" w:hAnsi="Times New Roman" w:eastAsia="Times New Roman" w:cs="Times New Roman"/>
+        </w:rPr>
+        <w:t xml:space="preserve"> </w:t>
+      </w:r>
+      <w:r>
+        <w:rPr>
+          <w:rFonts w:hint="eastAsia" w:ascii="Times New Roman" w:hAnsi="Times New Roman" w:eastAsia="FangSong" w:cs="Times New Roman"/>
+        </w:rPr>
+        <w:t xml:space="preserve">且无干扰</w:t>
+      </w:r>
+      <w:r>
+        <w:rPr>
+          <w:rFonts w:ascii="Times New Roman" w:hAnsi="Times New Roman" w:eastAsia="Times New Roman" w:cs="Times New Roman"/>
+        </w:rPr>
+        <w:t xml:space="preserve"> → Mohr </w:t>
+      </w:r>
+      <w:r>
+        <w:rPr>
+          <w:rFonts w:hint="eastAsia" w:ascii="Times New Roman" w:hAnsi="Times New Roman" w:eastAsia="FangSong" w:cs="Times New Roman"/>
+        </w:rPr>
+        <w:t>法</w:t>
       </w:r>
       <w:r>
         <w:rPr>
@@ -33274,13 +32900,222 @@
         <w:rPr>
           <w:rFonts w:hint="eastAsia" w:ascii="Times New Roman" w:hAnsi="Times New Roman" w:eastAsia="FangSong" w:cs="Times New Roman"/>
         </w:rPr>
-        <w:t>氧化还原先配电子</w:t>
+        <w:t>中性</w:t>
+      </w:r>
+      <w:r>
+        <w:rPr>
+          <w:rFonts w:hint="eastAsia" w:ascii="Times New Roman" w:hAnsi="Times New Roman" w:eastAsia="Times New Roman" w:cs="Times New Roman"/>
+        </w:rPr>
+        <w:t>，K</w:t>
+      </w:r>
+      <w:r>
+        <w:rPr>
+          <w:rFonts w:hint="eastAsia" w:ascii="Times New Roman" w:hAnsi="Times New Roman" w:eastAsia="Times New Roman" w:cs="Times New Roman"/>
+          <w:vertAlign w:val="subscript"/>
+        </w:rPr>
+        <w:t>2</w:t>
+      </w:r>
+      <w:r>
+        <w:rPr>
+          <w:rFonts w:hint="eastAsia" w:ascii="Times New Roman" w:hAnsi="Times New Roman" w:eastAsia="Times New Roman" w:cs="Times New Roman"/>
+        </w:rPr>
+        <w:t>CrO</w:t>
+      </w:r>
+      <w:r>
+        <w:rPr>
+          <w:rFonts w:hint="eastAsia" w:ascii="Times New Roman" w:hAnsi="Times New Roman" w:eastAsia="Times New Roman" w:cs="Times New Roman"/>
+          <w:vertAlign w:val="subscript"/>
+        </w:rPr>
+        <w:t>4</w:t>
       </w:r>
       <w:r>
         <w:rPr>
           <w:rFonts w:hint="eastAsia" w:ascii="Times New Roman" w:hAnsi="Times New Roman" w:eastAsia="Times New Roman" w:cs="Times New Roman"/>
         </w:rPr>
         <w:t>）</w:t>
+      </w:r>
+    </w:p>
+    <w:p>
+      <w:pPr>
+        <w:pStyle w:val="Compact"/>
+        <w:numPr>
+          <w:ilvl w:val="2"/>
+          <w:numId w:val="1006"/>
+        </w:numPr>
+      </w:pPr>
+      <w:r>
+        <w:rPr>
+          <w:rFonts w:hint="eastAsia" w:ascii="Times New Roman" w:hAnsi="Times New Roman" w:eastAsia="FangSong" w:cs="Times New Roman"/>
+        </w:rPr>
+        <w:t xml:space="preserve">有干扰</w:t>
+      </w:r>
+      <w:r>
+        <w:rPr>
+          <w:rFonts w:ascii="Times New Roman" w:hAnsi="Times New Roman" w:eastAsia="Times New Roman" w:cs="Times New Roman"/>
+        </w:rPr>
+        <w:t xml:space="preserve"> → Volhard </w:t>
+      </w:r>
+      <w:r>
+        <w:rPr>
+          <w:rFonts w:hint="eastAsia" w:ascii="Times New Roman" w:hAnsi="Times New Roman" w:eastAsia="FangSong" w:cs="Times New Roman"/>
+        </w:rPr>
+        <w:t xml:space="preserve">法返滴定</w:t>
+      </w:r>
+    </w:p>
+    <w:p>
+      <w:pPr>
+        <w:pStyle w:val="Compact"/>
+        <w:numPr>
+          <w:ilvl w:val="1"/>
+          <w:numId w:val="1005"/>
+        </w:numPr>
+      </w:pPr>
+      <w:r>
+        <w:rPr>
+          <w:rFonts w:ascii="Times New Roman" w:hAnsi="Times New Roman" w:eastAsia="Times New Roman" w:cs="Times New Roman"/>
+        </w:rPr>
+        <w:t>Br</w:t>
+      </w:r>
+      <w:r>
+        <w:rPr>
+          <w:rFonts w:ascii="Times New Roman" w:hAnsi="Times New Roman" w:eastAsia="Times New Roman" w:cs="Times New Roman"/>
+          <w:vertAlign w:val="superscript"/>
+        </w:rPr>
+        <w:t>-</w:t>
+      </w:r>
+      <w:r>
+        <w:rPr>
+          <w:rFonts w:ascii="Times New Roman" w:hAnsi="Times New Roman" w:eastAsia="Times New Roman" w:cs="Times New Roman"/>
+        </w:rPr>
+        <w:t>/I</w:t>
+      </w:r>
+      <w:r>
+        <w:rPr>
+          <w:rFonts w:ascii="Times New Roman" w:hAnsi="Times New Roman" w:eastAsia="Times New Roman" w:cs="Times New Roman"/>
+          <w:vertAlign w:val="superscript"/>
+        </w:rPr>
+        <w:t>-</w:t>
+      </w:r>
+      <w:r>
+        <w:rPr>
+          <w:rFonts w:ascii="Times New Roman" w:hAnsi="Times New Roman" w:eastAsia="Times New Roman" w:cs="Times New Roman"/>
+        </w:rPr>
+        <w:t xml:space="preserve"> → Volhard </w:t>
+      </w:r>
+      <w:r>
+        <w:rPr>
+          <w:rFonts w:hint="eastAsia" w:ascii="Times New Roman" w:hAnsi="Times New Roman" w:eastAsia="FangSong" w:cs="Times New Roman"/>
+        </w:rPr>
+        <w:t>法返滴定</w:t>
+      </w:r>
+      <w:r>
+        <w:rPr>
+          <w:rFonts w:hint="eastAsia" w:ascii="Times New Roman" w:hAnsi="Times New Roman" w:eastAsia="Times New Roman" w:cs="Times New Roman"/>
+        </w:rPr>
+        <w:t>（</w:t>
+      </w:r>
+      <w:r>
+        <w:rPr>
+          <w:rFonts w:hint="eastAsia" w:ascii="Times New Roman" w:hAnsi="Times New Roman" w:eastAsia="FangSong" w:cs="Times New Roman"/>
+        </w:rPr>
+        <w:t>强酸</w:t>
+      </w:r>
+      <w:r>
+        <w:rPr>
+          <w:rFonts w:hint="eastAsia" w:ascii="Times New Roman" w:hAnsi="Times New Roman" w:eastAsia="Times New Roman" w:cs="Times New Roman"/>
+        </w:rPr>
+        <w:t>，Fe</w:t>
+      </w:r>
+      <w:r>
+        <w:rPr>
+          <w:rFonts w:hint="eastAsia" w:ascii="Times New Roman" w:hAnsi="Times New Roman" w:eastAsia="Times New Roman" w:cs="Times New Roman"/>
+          <w:vertAlign w:val="superscript"/>
+        </w:rPr>
+        <w:t>3+</w:t>
+      </w:r>
+      <w:r>
+        <w:rPr>
+          <w:rFonts w:hint="eastAsia" w:ascii="Times New Roman" w:hAnsi="Times New Roman" w:eastAsia="Times New Roman" w:cs="Times New Roman"/>
+        </w:rPr>
+        <w:t>）</w:t>
+      </w:r>
+    </w:p>
+    <w:p>
+      <w:pPr>
+        <w:pStyle w:val="Compact"/>
+        <w:numPr>
+          <w:ilvl w:val="1"/>
+          <w:numId w:val="1005"/>
+        </w:numPr>
+      </w:pPr>
+      <w:r>
+        <w:rPr>
+          <w:rFonts w:hint="eastAsia" w:ascii="Times New Roman" w:hAnsi="Times New Roman" w:eastAsia="FangSong" w:cs="Times New Roman"/>
+        </w:rPr>
+        <w:t xml:space="preserve">低浓度</w:t>
+      </w:r>
+      <w:r>
+        <w:rPr>
+          <w:rFonts w:ascii="Times New Roman" w:hAnsi="Times New Roman" w:eastAsia="Times New Roman" w:cs="Times New Roman"/>
+        </w:rPr>
+        <w:t xml:space="preserve"> </w:t>
+      </w:r>
+      <w:r>
+        <w:rPr>
+          <w:rFonts w:hint="eastAsia" w:ascii="Times New Roman" w:hAnsi="Times New Roman" w:eastAsia="Times New Roman" w:cs="Times New Roman"/>
+        </w:rPr>
+        <w:t>Cl</w:t>
+      </w:r>
+      <w:r>
+        <w:rPr>
+          <w:rFonts w:hint="eastAsia" w:ascii="Times New Roman" w:hAnsi="Times New Roman" w:eastAsia="Times New Roman" w:cs="Times New Roman"/>
+          <w:vertAlign w:val="superscript"/>
+        </w:rPr>
+        <w:t>-</w:t>
+      </w:r>
+      <w:r>
+        <w:rPr>
+          <w:rFonts w:hint="eastAsia" w:ascii="Times New Roman" w:hAnsi="Times New Roman" w:eastAsia="Times New Roman" w:cs="Times New Roman"/>
+        </w:rPr>
+        <w:t>（&gt;0.005</w:t>
+      </w:r>
+      <w:r>
+        <w:rPr>
+          <w:rFonts w:ascii="Times New Roman" w:hAnsi="Times New Roman" w:eastAsia="Times New Roman" w:cs="Times New Roman"/>
+        </w:rPr>
+        <w:t xml:space="preserve"> </w:t>
+      </w:r>
+      <w:r>
+        <w:rPr>
+          <w:rFonts w:hint="eastAsia" w:ascii="Times New Roman" w:hAnsi="Times New Roman" w:eastAsia="Times New Roman" w:cs="Times New Roman"/>
+        </w:rPr>
+        <w:t xml:space="preserve">mol/L）→</w:t>
+      </w:r>
+      <w:r>
+        <w:rPr>
+          <w:rFonts w:ascii="Times New Roman" w:hAnsi="Times New Roman" w:eastAsia="Times New Roman" w:cs="Times New Roman"/>
+        </w:rPr>
+        <w:t xml:space="preserve"> Fajans </w:t>
+      </w:r>
+      <w:r>
+        <w:rPr>
+          <w:rFonts w:hint="eastAsia" w:ascii="Times New Roman" w:hAnsi="Times New Roman" w:eastAsia="FangSong" w:cs="Times New Roman"/>
+        </w:rPr>
+        <w:t xml:space="preserve">法</w:t>
+      </w:r>
+    </w:p>
+    <w:bookmarkEnd w:id="46"/>
+    <w:bookmarkStart w:id="47" w:name="滴定分析通用解题框架"/>
+    <w:p>
+      <w:pPr>
+        <w:pStyle w:val="Heading3"/>
+        <w:spacing w:before="280" w:after="120"/>
+      </w:pPr>
+      <w:r>
+        <w:rPr>
+          <w:rFonts w:hint="eastAsia" w:ascii="Times New Roman" w:hAnsi="Times New Roman" w:eastAsia="SimHei" w:cs="Times New Roman"/>
+        </w:rPr>
+        <w:t xml:space="preserve">滴定分析通用解题框架</w:t>
       </w:r>
     </w:p>
     <w:p>
@@ -33288,14 +33123,14 @@
         <w:pStyle w:val="Compact"/>
         <w:numPr>
           <w:ilvl w:val="0"/>
-          <w:numId w:val="1002"/>
+          <w:numId w:val="1007"/>
         </w:numPr>
       </w:pPr>
       <w:r>
         <w:rPr>
           <w:rFonts w:hint="eastAsia" w:ascii="Times New Roman" w:hAnsi="Times New Roman" w:eastAsia="FangSong" w:cs="Times New Roman"/>
         </w:rPr>
-        <w:t>确定物质的量计量关系</w:t>
+        <w:t>写出配平的化学反应方程式</w:t>
       </w:r>
       <w:r>
         <w:rPr>
@@ -33307,19 +33142,7 @@
         <w:rPr>
           <w:rFonts w:hint="eastAsia" w:ascii="Times New Roman" w:hAnsi="Times New Roman" w:eastAsia="FangSong" w:cs="Times New Roman"/>
         </w:rPr>
-        <w:t>核心</w:t>
-      </w:r>
-      <w:r>
-        <w:rPr>
-          <w:rFonts w:hint="eastAsia" w:ascii="Times New Roman" w:hAnsi="Times New Roman" w:eastAsia="Times New Roman" w:cs="Times New Roman"/>
-        </w:rPr>
-        <w:t>：</w:t>
-      </w:r>
-      <w:r>
-        <w:rPr>
-          <w:rFonts w:hint="eastAsia" w:ascii="Times New Roman" w:hAnsi="Times New Roman" w:eastAsia="FangSong" w:cs="Times New Roman"/>
-        </w:rPr>
-        <w:t>谁和谁比</w:t>
+        <w:t>氧化还原先配电子</w:t>
       </w:r>
       <w:r>
         <w:rPr>
@@ -33333,14 +33156,14 @@
         <w:pStyle w:val="Compact"/>
         <w:numPr>
           <w:ilvl w:val="0"/>
-          <w:numId w:val="1002"/>
+          <w:numId w:val="1007"/>
         </w:numPr>
       </w:pPr>
       <w:r>
         <w:rPr>
           <w:rFonts w:hint="eastAsia" w:ascii="Times New Roman" w:hAnsi="Times New Roman" w:eastAsia="FangSong" w:cs="Times New Roman"/>
         </w:rPr>
-        <w:t>代入数据计算</w:t>
+        <w:t>确定物质的量计量关系</w:t>
       </w:r>
       <w:r>
         <w:rPr>
@@ -33348,28 +33171,29 @@
         </w:rPr>
         <w:t>（</w:t>
       </w:r>
-      <m:oMath>
-        <m:r>
-          <m:t>c</m:t>
-        </m:r>
-        <m:r>
-          <m:t>V</m:t>
-        </m:r>
-        <m:r>
-          <m:rPr>
-            <m:sty m:val="p"/>
-          </m:rPr>
-          <m:t>=</m:t>
-        </m:r>
-        <m:r>
-          <m:t>n</m:t>
-        </m:r>
-      </m:oMath>
-      <w:r>
-        <w:rPr>
-          <w:rFonts w:hint="eastAsia" w:ascii="Times New Roman" w:hAnsi="Times New Roman" w:eastAsia="Times New Roman" w:cs="Times New Roman"/>
-        </w:rPr>
-        <w:t xml:space="preserve">）</w:t>
+      <w:r>
+        <w:rPr>
+          <w:rFonts w:hint="eastAsia" w:ascii="Times New Roman" w:hAnsi="Times New Roman" w:eastAsia="FangSong" w:cs="Times New Roman"/>
+        </w:rPr>
+        <w:t>核心</w:t>
+      </w:r>
+      <w:r>
+        <w:rPr>
+          <w:rFonts w:hint="eastAsia" w:ascii="Times New Roman" w:hAnsi="Times New Roman" w:eastAsia="Times New Roman" w:cs="Times New Roman"/>
+        </w:rPr>
+        <w:t>：</w:t>
+      </w:r>
+      <w:r>
+        <w:rPr>
+          <w:rFonts w:hint="eastAsia" w:ascii="Times New Roman" w:hAnsi="Times New Roman" w:eastAsia="FangSong" w:cs="Times New Roman"/>
+        </w:rPr>
+        <w:t>谁和谁比</w:t>
+      </w:r>
+      <w:r>
+        <w:rPr>
+          <w:rFonts w:hint="eastAsia" w:ascii="Times New Roman" w:hAnsi="Times New Roman" w:eastAsia="Times New Roman" w:cs="Times New Roman"/>
+        </w:rPr>
+        <w:t>）</w:t>
       </w:r>
     </w:p>
     <w:p>
@@ -33377,44 +33201,43 @@
         <w:pStyle w:val="Compact"/>
         <w:numPr>
           <w:ilvl w:val="0"/>
-          <w:numId w:val="1002"/>
+          <w:numId w:val="1007"/>
         </w:numPr>
       </w:pPr>
       <w:r>
         <w:rPr>
           <w:rFonts w:hint="eastAsia" w:ascii="Times New Roman" w:hAnsi="Times New Roman" w:eastAsia="FangSong" w:cs="Times New Roman"/>
         </w:rPr>
-        <w:t>注意单位统一</w:t>
-      </w:r>
-      <w:r>
-        <w:rPr>
-          <w:rFonts w:hint="eastAsia" w:ascii="Times New Roman" w:hAnsi="Times New Roman" w:eastAsia="Times New Roman" w:cs="Times New Roman"/>
-        </w:rPr>
-        <w:t>（mL→L</w:t>
-      </w:r>
-      <w:r>
-        <w:rPr>
-          <w:rFonts w:ascii="Times New Roman" w:hAnsi="Times New Roman" w:eastAsia="Times New Roman" w:cs="Times New Roman"/>
-        </w:rPr>
-        <w:t xml:space="preserve"> </w:t>
-      </w:r>
-      <w:r>
-        <w:rPr>
-          <w:rFonts w:hint="eastAsia" w:ascii="Times New Roman" w:hAnsi="Times New Roman" w:eastAsia="FangSong" w:cs="Times New Roman"/>
-        </w:rPr>
-        <w:t xml:space="preserve">或用</w:t>
-      </w:r>
-      <w:r>
-        <w:rPr>
-          <w:rFonts w:ascii="Times New Roman" w:hAnsi="Times New Roman" w:eastAsia="Times New Roman" w:cs="Times New Roman"/>
-        </w:rPr>
-        <w:t xml:space="preserve"> </w:t>
-      </w:r>
-      <w:r>
-        <w:rPr>
-          <w:rFonts w:hint="eastAsia" w:ascii="Times New Roman" w:hAnsi="Times New Roman" w:eastAsia="Times New Roman" w:cs="Times New Roman"/>
-        </w:rPr>
-        <w:t xml:space="preserve">mmol）</w:t>
+        <w:t>代入数据计算</w:t>
+      </w:r>
+      <w:r>
+        <w:rPr>
+          <w:rFonts w:hint="eastAsia" w:ascii="Times New Roman" w:hAnsi="Times New Roman" w:eastAsia="Times New Roman" w:cs="Times New Roman"/>
+        </w:rPr>
+        <w:t>（</w:t>
+      </w:r>
+      <m:oMath>
+        <m:r>
+          <m:t>c</m:t>
+        </m:r>
+        <m:r>
+          <m:t>V</m:t>
+        </m:r>
+        <m:r>
+          <m:rPr>
+            <m:sty m:val="p"/>
+          </m:rPr>
+          <m:t>=</m:t>
+        </m:r>
+        <m:r>
+          <m:t>n</m:t>
+        </m:r>
+      </m:oMath>
+      <w:r>
+        <w:rPr>
+          <w:rFonts w:hint="eastAsia" w:ascii="Times New Roman" w:hAnsi="Times New Roman" w:eastAsia="Times New Roman" w:cs="Times New Roman"/>
+        </w:rPr>
+        <w:t xml:space="preserve">）</w:t>
       </w:r>
     </w:p>
     <w:p>
@@ -33422,7 +33245,52 @@
         <w:pStyle w:val="Compact"/>
         <w:numPr>
           <w:ilvl w:val="0"/>
-          <w:numId w:val="1002"/>
+          <w:numId w:val="1007"/>
+        </w:numPr>
+      </w:pPr>
+      <w:r>
+        <w:rPr>
+          <w:rFonts w:hint="eastAsia" w:ascii="Times New Roman" w:hAnsi="Times New Roman" w:eastAsia="FangSong" w:cs="Times New Roman"/>
+        </w:rPr>
+        <w:t>注意单位统一</w:t>
+      </w:r>
+      <w:r>
+        <w:rPr>
+          <w:rFonts w:hint="eastAsia" w:ascii="Times New Roman" w:hAnsi="Times New Roman" w:eastAsia="Times New Roman" w:cs="Times New Roman"/>
+        </w:rPr>
+        <w:t>（mL→L</w:t>
+      </w:r>
+      <w:r>
+        <w:rPr>
+          <w:rFonts w:ascii="Times New Roman" w:hAnsi="Times New Roman" w:eastAsia="Times New Roman" w:cs="Times New Roman"/>
+        </w:rPr>
+        <w:t xml:space="preserve"> </w:t>
+      </w:r>
+      <w:r>
+        <w:rPr>
+          <w:rFonts w:hint="eastAsia" w:ascii="Times New Roman" w:hAnsi="Times New Roman" w:eastAsia="FangSong" w:cs="Times New Roman"/>
+        </w:rPr>
+        <w:t xml:space="preserve">或用</w:t>
+      </w:r>
+      <w:r>
+        <w:rPr>
+          <w:rFonts w:ascii="Times New Roman" w:hAnsi="Times New Roman" w:eastAsia="Times New Roman" w:cs="Times New Roman"/>
+        </w:rPr>
+        <w:t xml:space="preserve"> </w:t>
+      </w:r>
+      <w:r>
+        <w:rPr>
+          <w:rFonts w:hint="eastAsia" w:ascii="Times New Roman" w:hAnsi="Times New Roman" w:eastAsia="Times New Roman" w:cs="Times New Roman"/>
+        </w:rPr>
+        <w:t xml:space="preserve">mmol）</w:t>
+      </w:r>
+    </w:p>
+    <w:p>
+      <w:pPr>
+        <w:pStyle w:val="Compact"/>
+        <w:numPr>
+          <w:ilvl w:val="0"/>
+          <w:numId w:val="1007"/>
         </w:numPr>
       </w:pPr>
       <w:r>
@@ -33798,7 +33666,7 @@
       <w:pPr>
         <w:numPr>
           <w:ilvl w:val="0"/>
-          <w:numId w:val="1003"/>
+          <w:numId w:val="1008"/>
         </w:numPr>
       </w:pPr>
       <w:r>
@@ -33902,7 +33770,7 @@
       <w:pPr>
         <w:numPr>
           <w:ilvl w:val="0"/>
-          <w:numId w:val="1003"/>
+          <w:numId w:val="1008"/>
         </w:numPr>
       </w:pPr>
       <w:r>
@@ -33984,7 +33852,7 @@
       <w:pPr>
         <w:numPr>
           <w:ilvl w:val="0"/>
-          <w:numId w:val="1003"/>
+          <w:numId w:val="1008"/>
         </w:numPr>
       </w:pPr>
       <w:r>
@@ -34082,7 +33950,7 @@
       <w:pPr>
         <w:numPr>
           <w:ilvl w:val="0"/>
-          <w:numId w:val="1004"/>
+          <w:numId w:val="1009"/>
         </w:numPr>
       </w:pPr>
       <w:r>
@@ -34257,7 +34125,7 @@
       <w:pPr>
         <w:numPr>
           <w:ilvl w:val="0"/>
-          <w:numId w:val="1004"/>
+          <w:numId w:val="1009"/>
         </w:numPr>
       </w:pPr>
       <w:r>
@@ -34352,7 +34220,7 @@
       <w:pPr>
         <w:numPr>
           <w:ilvl w:val="0"/>
-          <w:numId w:val="1004"/>
+          <w:numId w:val="1009"/>
         </w:numPr>
       </w:pPr>
       <w:r>
@@ -34546,7 +34414,7 @@
         <w:pStyle w:val="Compact"/>
         <w:numPr>
           <w:ilvl w:val="0"/>
-          <w:numId w:val="1005"/>
+          <w:numId w:val="1010"/>
         </w:numPr>
       </w:pPr>
       <w:r>
@@ -34704,7 +34572,7 @@
       <w:pPr>
         <w:numPr>
           <w:ilvl w:val="0"/>
-          <w:numId w:val="1006"/>
+          <w:numId w:val="1011"/>
         </w:numPr>
       </w:pPr>
       <w:r>
@@ -34761,7 +34629,7 @@
       <w:pPr>
         <w:numPr>
           <w:ilvl w:val="0"/>
-          <w:numId w:val="1006"/>
+          <w:numId w:val="1011"/>
         </w:numPr>
       </w:pPr>
       <w:r>
@@ -35011,7 +34879,7 @@
       <w:pPr>
         <w:numPr>
           <w:ilvl w:val="0"/>
-          <w:numId w:val="1006"/>
+          <w:numId w:val="1011"/>
         </w:numPr>
       </w:pPr>
       <w:r>
@@ -35173,7 +35041,7 @@
       <w:pPr>
         <w:numPr>
           <w:ilvl w:val="0"/>
-          <w:numId w:val="1007"/>
+          <w:numId w:val="1012"/>
         </w:numPr>
       </w:pPr>
       <w:r>
@@ -35603,7 +35471,7 @@
       <w:pPr>
         <w:numPr>
           <w:ilvl w:val="0"/>
-          <w:numId w:val="1007"/>
+          <w:numId w:val="1012"/>
         </w:numPr>
       </w:pPr>
       <w:r>
@@ -35734,7 +35602,7 @@
       <w:pPr>
         <w:numPr>
           <w:ilvl w:val="0"/>
-          <w:numId w:val="1008"/>
+          <w:numId w:val="1013"/>
         </w:numPr>
       </w:pPr>
       <w:r>
@@ -35826,7 +35694,7 @@
       <w:pPr>
         <w:numPr>
           <w:ilvl w:val="0"/>
-          <w:numId w:val="1008"/>
+          <w:numId w:val="1013"/>
         </w:numPr>
       </w:pPr>
       <w:r>
@@ -35882,7 +35750,7 @@
       <w:pPr>
         <w:numPr>
           <w:ilvl w:val="0"/>
-          <w:numId w:val="1008"/>
+          <w:numId w:val="1013"/>
         </w:numPr>
       </w:pPr>
       <w:r>
@@ -44893,7 +44761,7 @@
         <w:pStyle w:val="Compact"/>
         <w:numPr>
           <w:ilvl w:val="0"/>
-          <w:numId w:val="1009"/>
+          <w:numId w:val="1014"/>
         </w:numPr>
       </w:pPr>
       <w:r>
@@ -45064,7 +44932,7 @@
         <w:pStyle w:val="Compact"/>
         <w:numPr>
           <w:ilvl w:val="0"/>
-          <w:numId w:val="1009"/>
+          <w:numId w:val="1014"/>
         </w:numPr>
       </w:pPr>
       <w:r>
@@ -45175,7 +45043,7 @@
         <w:pStyle w:val="Compact"/>
         <w:numPr>
           <w:ilvl w:val="0"/>
-          <w:numId w:val="1009"/>
+          <w:numId w:val="1014"/>
         </w:numPr>
       </w:pPr>
       <w:r>
@@ -45310,7 +45178,7 @@
         <w:pStyle w:val="Compact"/>
         <w:numPr>
           <w:ilvl w:val="0"/>
-          <w:numId w:val="1009"/>
+          <w:numId w:val="1014"/>
         </w:numPr>
       </w:pPr>
       <w:r>
@@ -45459,7 +45327,7 @@
         <w:pStyle w:val="Compact"/>
         <w:numPr>
           <w:ilvl w:val="0"/>
-          <w:numId w:val="1009"/>
+          <w:numId w:val="1014"/>
         </w:numPr>
       </w:pPr>
       <w:r>
@@ -45552,7 +45420,7 @@
         <w:pStyle w:val="Compact"/>
         <w:numPr>
           <w:ilvl w:val="0"/>
-          <w:numId w:val="1009"/>
+          <w:numId w:val="1014"/>
         </w:numPr>
       </w:pPr>
       <w:r>
@@ -46374,6 +46242,21 @@
     <w:abstractNumId w:val="991"/>
   </w:num>
   <w:num w:numId="1002">
+    <w:abstractNumId w:val="991"/>
+  </w:num>
+  <w:num w:numId="1003">
+    <w:abstractNumId w:val="991"/>
+  </w:num>
+  <w:num w:numId="1004">
+    <w:abstractNumId w:val="991"/>
+  </w:num>
+  <w:num w:numId="1005">
+    <w:abstractNumId w:val="991"/>
+  </w:num>
+  <w:num w:numId="1006">
+    <w:abstractNumId w:val="991"/>
+  </w:num>
+  <w:num w:numId="1007">
     <w:abstractNumId w:val="99411"/>
     <w:lvlOverride w:ilvl="0">
       <w:startOverride w:val="1"/>
@@ -46403,7 +46286,7 @@
       <w:startOverride w:val="1"/>
     </w:lvlOverride>
   </w:num>
-  <w:num w:numId="1003">
+  <w:num w:numId="1008">
     <w:abstractNumId w:val="99411"/>
     <w:lvlOverride w:ilvl="0">
       <w:startOverride w:val="1"/>
@@ -46433,7 +46316,7 @@
       <w:startOverride w:val="1"/>
     </w:lvlOverride>
   </w:num>
-  <w:num w:numId="1004">
+  <w:num w:numId="1009">
     <w:abstractNumId w:val="99414"/>
     <w:lvlOverride w:ilvl="0">
       <w:startOverride w:val="4"/>
@@ -46463,7 +46346,7 @@
       <w:startOverride w:val="4"/>
     </w:lvlOverride>
   </w:num>
-  <w:num w:numId="1005">
+  <w:num w:numId="1010">
     <w:abstractNumId w:val="99417"/>
     <w:lvlOverride w:ilvl="0">
       <w:startOverride w:val="7"/>
@@ -46493,7 +46376,7 @@
       <w:startOverride w:val="7"/>
     </w:lvlOverride>
   </w:num>
-  <w:num w:numId="1006">
+  <w:num w:numId="1011">
     <w:abstractNumId w:val="99418"/>
     <w:lvlOverride w:ilvl="0">
       <w:startOverride w:val="8"/>
@@ -46523,7 +46406,7 @@
       <w:startOverride w:val="8"/>
     </w:lvlOverride>
   </w:num>
-  <w:num w:numId="1007">
+  <w:num w:numId="1012">
     <w:abstractNumId w:val="994111"/>
     <w:lvlOverride w:ilvl="0">
       <w:startOverride w:val="11"/>
@@ -46553,7 +46436,7 @@
       <w:startOverride w:val="11"/>
     </w:lvlOverride>
   </w:num>
-  <w:num w:numId="1008">
+  <w:num w:numId="1013">
     <w:abstractNumId w:val="994113"/>
     <w:lvlOverride w:ilvl="0">
       <w:startOverride w:val="13"/>
@@ -46583,7 +46466,7 @@
       <w:startOverride w:val="13"/>
     </w:lvlOverride>
   </w:num>
-  <w:num w:numId="1009">
+  <w:num w:numId="1014">
     <w:abstractNumId w:val="991"/>
   </w:num>
 </w:numbering>

--- a/06-学生侧材料/讲义/元素与分析/氧化还原滴定与沉淀滴定-超级充实版（自学完整）.docx
+++ b/06-学生侧材料/讲义/元素与分析/氧化还原滴定与沉淀滴定-超级充实版（自学完整）.docx
@@ -47150,7 +47150,7 @@
     <ns0:name ns0:val="Verbatim Char"/>
     <ns0:basedOn ns0:val="BodyTextChar"/>
     <ns0:rPr>
-      <ns0:rFonts ns0:ascii="Times New Roman" ns0:cs="Times New Roman" ns0:eastAsia="FangSong" ns0:hAnsi="Times New Roman"/>
+      <ns0:rFonts ns0:ascii="SimSun" ns0:hAnsi="SimSun" ns0:eastAsia="SimSun" ns0:cs="SimSun"/>
       <ns0:b ns0:val="0"/>
       <ns0:sz ns0:val="20"/>
     </ns0:rPr>
@@ -47228,7 +47228,7 @@
       <w:wordWrap w:val="off"/>
     </w:pPr>
     <ns0:rPr>
-      <w:rFonts ns0:ascii="Times New Roman" ns0:hAnsi="Times New Roman" ns0:eastAsia="FangSong" ns0:cs="Times New Roman"/>
+      <w:rFonts w:ascii="SimSun" w:hAnsi="SimSun" w:eastAsia="SimSun" w:cs="SimSun"/>
     </ns0:rPr>
   </w:style>
   <w:style w:type="character" w:customStyle="1" w:styleId="KeywordTok">
